--- a/docs/tables/auc3/sec11_lm_d365_surv.docx
+++ b/docs/tables/auc3/sec11_lm_d365_surv.docx
@@ -20,7 +20,7 @@
         <w:gridCol w:w="2624"/>
         <w:gridCol w:w="655"/>
         <w:gridCol w:w="912"/>
-        <w:gridCol w:w="1463"/>
+        <w:gridCol w:w="1536"/>
         <w:gridCol w:w="1181"/>
         <w:gridCol w:w="655"/>
         <w:gridCol w:w="912"/>
@@ -2043,113 +2043,113 @@
                 <w:szCs w:val="22"/>
                 <w:color w:val="000000"/>
               </w:rPr>
-              <w:t xml:space="preserve">-6.5</w:t>
-            </w:r>
-          </w:p>
-        </w:tc>
-        <w:tc>
-          <w:tcPr>
-            <w:tcBorders>
-              <w:bottom w:val="none" w:sz="0" w:space="0" w:color="000000"/>
-              <w:top w:val="none" w:sz="0" w:space="0" w:color="000000"/>
-              <w:left w:val="none" w:sz="0" w:space="0" w:color="000000"/>
-              <w:right w:val="none" w:sz="0" w:space="0" w:color="000000"/>
-            </w:tcBorders>
-            <w:shd w:val="clear" w:color="auto" w:fill="FFFFFF"/>
-            <w:tcMar>
-              <w:top w:w="0" w:type="dxa"/>
-              <w:bottom w:w="0" w:type="dxa"/>
-              <w:left w:w="0" w:type="dxa"/>
-              <w:right w:w="0" w:type="dxa"/>
-            </w:tcMar>
-            <w:vAlign w:val="top"/>
-          </w:tcPr>
-          <w:p>
-            <w:pPr>
-              <w:pStyle w:val="Normal"/>
-              <w:jc w:val="center"/>
-              <w:pBdr>
-                <w:bottom w:val="none" w:sz="0" w:space="0" w:color="000000"/>
-                <w:top w:val="none" w:sz="0" w:space="0" w:color="000000"/>
-                <w:left w:val="none" w:sz="0" w:space="0" w:color="000000"/>
-                <w:right w:val="none" w:sz="0" w:space="0" w:color="000000"/>
-              </w:pBdr>
-              <w:spacing w:after="100" w:before="100" w:line="240"/>
-              <w:ind w:left="100" w:right="100" w:firstLine="0" w:firstLineChars="0"/>
-              <w:rPr>
-                <w:rFonts w:ascii="Helvetica" w:hAnsi="Helvetica" w:eastAsia="Helvetica" w:cs="Helvetica"/>
-                <w:i w:val="false"/>
-                <w:b w:val="false"/>
-                <w:u w:val="none"/>
-                <w:sz w:val="22"/>
-                <w:szCs w:val="22"/>
-                <w:color w:val="000000"/>
-              </w:rPr>
-            </w:pPr>
-            <w:r>
-              <w:rPr>
-                <w:rFonts w:ascii="Helvetica" w:hAnsi="Helvetica" w:eastAsia="Helvetica" w:cs="Helvetica"/>
-                <w:i w:val="false"/>
-                <w:b w:val="false"/>
-                <w:u w:val="none"/>
-                <w:sz w:val="22"/>
-                <w:szCs w:val="22"/>
-                <w:color w:val="000000"/>
-              </w:rPr>
-              <w:t xml:space="preserve">-13, 0.43</w:t>
-            </w:r>
-          </w:p>
-        </w:tc>
-        <w:tc>
-          <w:tcPr>
-            <w:tcBorders>
-              <w:bottom w:val="none" w:sz="0" w:space="0" w:color="000000"/>
-              <w:top w:val="none" w:sz="0" w:space="0" w:color="000000"/>
-              <w:left w:val="none" w:sz="0" w:space="0" w:color="000000"/>
-              <w:right w:val="none" w:sz="0" w:space="0" w:color="000000"/>
-            </w:tcBorders>
-            <w:shd w:val="clear" w:color="auto" w:fill="FFFFFF"/>
-            <w:tcMar>
-              <w:top w:w="0" w:type="dxa"/>
-              <w:bottom w:w="0" w:type="dxa"/>
-              <w:left w:w="0" w:type="dxa"/>
-              <w:right w:w="0" w:type="dxa"/>
-            </w:tcMar>
-            <w:vAlign w:val="top"/>
-          </w:tcPr>
-          <w:p>
-            <w:pPr>
-              <w:pStyle w:val="Normal"/>
-              <w:jc w:val="center"/>
-              <w:pBdr>
-                <w:bottom w:val="none" w:sz="0" w:space="0" w:color="000000"/>
-                <w:top w:val="none" w:sz="0" w:space="0" w:color="000000"/>
-                <w:left w:val="none" w:sz="0" w:space="0" w:color="000000"/>
-                <w:right w:val="none" w:sz="0" w:space="0" w:color="000000"/>
-              </w:pBdr>
-              <w:spacing w:after="100" w:before="100" w:line="240"/>
-              <w:ind w:left="100" w:right="100" w:firstLine="0" w:firstLineChars="0"/>
-              <w:rPr>
-                <w:rFonts w:ascii="Helvetica" w:hAnsi="Helvetica" w:eastAsia="Helvetica" w:cs="Helvetica"/>
-                <w:i w:val="false"/>
-                <w:b w:val="false"/>
-                <w:u w:val="none"/>
-                <w:sz w:val="22"/>
-                <w:szCs w:val="22"/>
-                <w:color w:val="000000"/>
-              </w:rPr>
-            </w:pPr>
-            <w:r>
-              <w:rPr>
-                <w:rFonts w:ascii="Helvetica" w:hAnsi="Helvetica" w:eastAsia="Helvetica" w:cs="Helvetica"/>
-                <w:i w:val="false"/>
-                <w:b w:val="false"/>
-                <w:u w:val="none"/>
-                <w:sz w:val="22"/>
-                <w:szCs w:val="22"/>
-                <w:color w:val="000000"/>
-              </w:rPr>
-              <w:t xml:space="preserve">0.066</w:t>
+              <w:t xml:space="preserve">-2.5</w:t>
+            </w:r>
+          </w:p>
+        </w:tc>
+        <w:tc>
+          <w:tcPr>
+            <w:tcBorders>
+              <w:bottom w:val="none" w:sz="0" w:space="0" w:color="000000"/>
+              <w:top w:val="none" w:sz="0" w:space="0" w:color="000000"/>
+              <w:left w:val="none" w:sz="0" w:space="0" w:color="000000"/>
+              <w:right w:val="none" w:sz="0" w:space="0" w:color="000000"/>
+            </w:tcBorders>
+            <w:shd w:val="clear" w:color="auto" w:fill="FFFFFF"/>
+            <w:tcMar>
+              <w:top w:w="0" w:type="dxa"/>
+              <w:bottom w:w="0" w:type="dxa"/>
+              <w:left w:w="0" w:type="dxa"/>
+              <w:right w:w="0" w:type="dxa"/>
+            </w:tcMar>
+            <w:vAlign w:val="top"/>
+          </w:tcPr>
+          <w:p>
+            <w:pPr>
+              <w:pStyle w:val="Normal"/>
+              <w:jc w:val="center"/>
+              <w:pBdr>
+                <w:bottom w:val="none" w:sz="0" w:space="0" w:color="000000"/>
+                <w:top w:val="none" w:sz="0" w:space="0" w:color="000000"/>
+                <w:left w:val="none" w:sz="0" w:space="0" w:color="000000"/>
+                <w:right w:val="none" w:sz="0" w:space="0" w:color="000000"/>
+              </w:pBdr>
+              <w:spacing w:after="100" w:before="100" w:line="240"/>
+              <w:ind w:left="100" w:right="100" w:firstLine="0" w:firstLineChars="0"/>
+              <w:rPr>
+                <w:rFonts w:ascii="Helvetica" w:hAnsi="Helvetica" w:eastAsia="Helvetica" w:cs="Helvetica"/>
+                <w:i w:val="false"/>
+                <w:b w:val="false"/>
+                <w:u w:val="none"/>
+                <w:sz w:val="22"/>
+                <w:szCs w:val="22"/>
+                <w:color w:val="000000"/>
+              </w:rPr>
+            </w:pPr>
+            <w:r>
+              <w:rPr>
+                <w:rFonts w:ascii="Helvetica" w:hAnsi="Helvetica" w:eastAsia="Helvetica" w:cs="Helvetica"/>
+                <w:i w:val="false"/>
+                <w:b w:val="false"/>
+                <w:u w:val="none"/>
+                <w:sz w:val="22"/>
+                <w:szCs w:val="22"/>
+                <w:color w:val="000000"/>
+              </w:rPr>
+              <w:t xml:space="preserve">-9.6, 4.6</w:t>
+            </w:r>
+          </w:p>
+        </w:tc>
+        <w:tc>
+          <w:tcPr>
+            <w:tcBorders>
+              <w:bottom w:val="none" w:sz="0" w:space="0" w:color="000000"/>
+              <w:top w:val="none" w:sz="0" w:space="0" w:color="000000"/>
+              <w:left w:val="none" w:sz="0" w:space="0" w:color="000000"/>
+              <w:right w:val="none" w:sz="0" w:space="0" w:color="000000"/>
+            </w:tcBorders>
+            <w:shd w:val="clear" w:color="auto" w:fill="FFFFFF"/>
+            <w:tcMar>
+              <w:top w:w="0" w:type="dxa"/>
+              <w:bottom w:w="0" w:type="dxa"/>
+              <w:left w:w="0" w:type="dxa"/>
+              <w:right w:w="0" w:type="dxa"/>
+            </w:tcMar>
+            <w:vAlign w:val="top"/>
+          </w:tcPr>
+          <w:p>
+            <w:pPr>
+              <w:pStyle w:val="Normal"/>
+              <w:jc w:val="center"/>
+              <w:pBdr>
+                <w:bottom w:val="none" w:sz="0" w:space="0" w:color="000000"/>
+                <w:top w:val="none" w:sz="0" w:space="0" w:color="000000"/>
+                <w:left w:val="none" w:sz="0" w:space="0" w:color="000000"/>
+                <w:right w:val="none" w:sz="0" w:space="0" w:color="000000"/>
+              </w:pBdr>
+              <w:spacing w:after="100" w:before="100" w:line="240"/>
+              <w:ind w:left="100" w:right="100" w:firstLine="0" w:firstLineChars="0"/>
+              <w:rPr>
+                <w:rFonts w:ascii="Helvetica" w:hAnsi="Helvetica" w:eastAsia="Helvetica" w:cs="Helvetica"/>
+                <w:i w:val="false"/>
+                <w:b w:val="false"/>
+                <w:u w:val="none"/>
+                <w:sz w:val="22"/>
+                <w:szCs w:val="22"/>
+                <w:color w:val="000000"/>
+              </w:rPr>
+            </w:pPr>
+            <w:r>
+              <w:rPr>
+                <w:rFonts w:ascii="Helvetica" w:hAnsi="Helvetica" w:eastAsia="Helvetica" w:cs="Helvetica"/>
+                <w:i w:val="false"/>
+                <w:b w:val="false"/>
+                <w:u w:val="none"/>
+                <w:sz w:val="22"/>
+                <w:szCs w:val="22"/>
+                <w:color w:val="000000"/>
+              </w:rPr>
+              <w:t xml:space="preserve">0.482</w:t>
             </w:r>
           </w:p>
         </w:tc>
@@ -2526,113 +2526,113 @@
                 <w:szCs w:val="22"/>
                 <w:color w:val="000000"/>
               </w:rPr>
-              <w:t xml:space="preserve">-0.15</w:t>
-            </w:r>
-          </w:p>
-        </w:tc>
-        <w:tc>
-          <w:tcPr>
-            <w:tcBorders>
-              <w:bottom w:val="none" w:sz="0" w:space="0" w:color="000000"/>
-              <w:top w:val="none" w:sz="0" w:space="0" w:color="000000"/>
-              <w:left w:val="none" w:sz="0" w:space="0" w:color="000000"/>
-              <w:right w:val="none" w:sz="0" w:space="0" w:color="000000"/>
-            </w:tcBorders>
-            <w:shd w:val="clear" w:color="auto" w:fill="FFFFFF"/>
-            <w:tcMar>
-              <w:top w:w="0" w:type="dxa"/>
-              <w:bottom w:w="0" w:type="dxa"/>
-              <w:left w:w="0" w:type="dxa"/>
-              <w:right w:w="0" w:type="dxa"/>
-            </w:tcMar>
-            <w:vAlign w:val="top"/>
-          </w:tcPr>
-          <w:p>
-            <w:pPr>
-              <w:pStyle w:val="Normal"/>
-              <w:jc w:val="center"/>
-              <w:pBdr>
-                <w:bottom w:val="none" w:sz="0" w:space="0" w:color="000000"/>
-                <w:top w:val="none" w:sz="0" w:space="0" w:color="000000"/>
-                <w:left w:val="none" w:sz="0" w:space="0" w:color="000000"/>
-                <w:right w:val="none" w:sz="0" w:space="0" w:color="000000"/>
-              </w:pBdr>
-              <w:spacing w:after="100" w:before="100" w:line="240"/>
-              <w:ind w:left="100" w:right="100" w:firstLine="0" w:firstLineChars="0"/>
-              <w:rPr>
-                <w:rFonts w:ascii="Helvetica" w:hAnsi="Helvetica" w:eastAsia="Helvetica" w:cs="Helvetica"/>
-                <w:i w:val="false"/>
-                <w:b w:val="false"/>
-                <w:u w:val="none"/>
-                <w:sz w:val="22"/>
-                <w:szCs w:val="22"/>
-                <w:color w:val="000000"/>
-              </w:rPr>
-            </w:pPr>
-            <w:r>
-              <w:rPr>
-                <w:rFonts w:ascii="Helvetica" w:hAnsi="Helvetica" w:eastAsia="Helvetica" w:cs="Helvetica"/>
-                <w:i w:val="false"/>
-                <w:b w:val="false"/>
-                <w:u w:val="none"/>
-                <w:sz w:val="22"/>
-                <w:szCs w:val="22"/>
-                <w:color w:val="000000"/>
-              </w:rPr>
-              <w:t xml:space="preserve">-0.49, 0.18</w:t>
-            </w:r>
-          </w:p>
-        </w:tc>
-        <w:tc>
-          <w:tcPr>
-            <w:tcBorders>
-              <w:bottom w:val="none" w:sz="0" w:space="0" w:color="000000"/>
-              <w:top w:val="none" w:sz="0" w:space="0" w:color="000000"/>
-              <w:left w:val="none" w:sz="0" w:space="0" w:color="000000"/>
-              <w:right w:val="none" w:sz="0" w:space="0" w:color="000000"/>
-            </w:tcBorders>
-            <w:shd w:val="clear" w:color="auto" w:fill="FFFFFF"/>
-            <w:tcMar>
-              <w:top w:w="0" w:type="dxa"/>
-              <w:bottom w:w="0" w:type="dxa"/>
-              <w:left w:w="0" w:type="dxa"/>
-              <w:right w:w="0" w:type="dxa"/>
-            </w:tcMar>
-            <w:vAlign w:val="top"/>
-          </w:tcPr>
-          <w:p>
-            <w:pPr>
-              <w:pStyle w:val="Normal"/>
-              <w:jc w:val="center"/>
-              <w:pBdr>
-                <w:bottom w:val="none" w:sz="0" w:space="0" w:color="000000"/>
-                <w:top w:val="none" w:sz="0" w:space="0" w:color="000000"/>
-                <w:left w:val="none" w:sz="0" w:space="0" w:color="000000"/>
-                <w:right w:val="none" w:sz="0" w:space="0" w:color="000000"/>
-              </w:pBdr>
-              <w:spacing w:after="100" w:before="100" w:line="240"/>
-              <w:ind w:left="100" w:right="100" w:firstLine="0" w:firstLineChars="0"/>
-              <w:rPr>
-                <w:rFonts w:ascii="Helvetica" w:hAnsi="Helvetica" w:eastAsia="Helvetica" w:cs="Helvetica"/>
-                <w:i w:val="false"/>
-                <w:b w:val="false"/>
-                <w:u w:val="none"/>
-                <w:sz w:val="22"/>
-                <w:szCs w:val="22"/>
-                <w:color w:val="000000"/>
-              </w:rPr>
-            </w:pPr>
-            <w:r>
-              <w:rPr>
-                <w:rFonts w:ascii="Helvetica" w:hAnsi="Helvetica" w:eastAsia="Helvetica" w:cs="Helvetica"/>
-                <w:i w:val="false"/>
-                <w:b w:val="false"/>
-                <w:u w:val="none"/>
-                <w:sz w:val="22"/>
-                <w:szCs w:val="22"/>
-                <w:color w:val="000000"/>
-              </w:rPr>
-              <w:t xml:space="preserve">0.362</w:t>
+              <w:t xml:space="preserve">-0.14</w:t>
+            </w:r>
+          </w:p>
+        </w:tc>
+        <w:tc>
+          <w:tcPr>
+            <w:tcBorders>
+              <w:bottom w:val="none" w:sz="0" w:space="0" w:color="000000"/>
+              <w:top w:val="none" w:sz="0" w:space="0" w:color="000000"/>
+              <w:left w:val="none" w:sz="0" w:space="0" w:color="000000"/>
+              <w:right w:val="none" w:sz="0" w:space="0" w:color="000000"/>
+            </w:tcBorders>
+            <w:shd w:val="clear" w:color="auto" w:fill="FFFFFF"/>
+            <w:tcMar>
+              <w:top w:w="0" w:type="dxa"/>
+              <w:bottom w:w="0" w:type="dxa"/>
+              <w:left w:w="0" w:type="dxa"/>
+              <w:right w:w="0" w:type="dxa"/>
+            </w:tcMar>
+            <w:vAlign w:val="top"/>
+          </w:tcPr>
+          <w:p>
+            <w:pPr>
+              <w:pStyle w:val="Normal"/>
+              <w:jc w:val="center"/>
+              <w:pBdr>
+                <w:bottom w:val="none" w:sz="0" w:space="0" w:color="000000"/>
+                <w:top w:val="none" w:sz="0" w:space="0" w:color="000000"/>
+                <w:left w:val="none" w:sz="0" w:space="0" w:color="000000"/>
+                <w:right w:val="none" w:sz="0" w:space="0" w:color="000000"/>
+              </w:pBdr>
+              <w:spacing w:after="100" w:before="100" w:line="240"/>
+              <w:ind w:left="100" w:right="100" w:firstLine="0" w:firstLineChars="0"/>
+              <w:rPr>
+                <w:rFonts w:ascii="Helvetica" w:hAnsi="Helvetica" w:eastAsia="Helvetica" w:cs="Helvetica"/>
+                <w:i w:val="false"/>
+                <w:b w:val="false"/>
+                <w:u w:val="none"/>
+                <w:sz w:val="22"/>
+                <w:szCs w:val="22"/>
+                <w:color w:val="000000"/>
+              </w:rPr>
+            </w:pPr>
+            <w:r>
+              <w:rPr>
+                <w:rFonts w:ascii="Helvetica" w:hAnsi="Helvetica" w:eastAsia="Helvetica" w:cs="Helvetica"/>
+                <w:i w:val="false"/>
+                <w:b w:val="false"/>
+                <w:u w:val="none"/>
+                <w:sz w:val="22"/>
+                <w:szCs w:val="22"/>
+                <w:color w:val="000000"/>
+              </w:rPr>
+              <w:t xml:space="preserve">-0.47, 0.20</w:t>
+            </w:r>
+          </w:p>
+        </w:tc>
+        <w:tc>
+          <w:tcPr>
+            <w:tcBorders>
+              <w:bottom w:val="none" w:sz="0" w:space="0" w:color="000000"/>
+              <w:top w:val="none" w:sz="0" w:space="0" w:color="000000"/>
+              <w:left w:val="none" w:sz="0" w:space="0" w:color="000000"/>
+              <w:right w:val="none" w:sz="0" w:space="0" w:color="000000"/>
+            </w:tcBorders>
+            <w:shd w:val="clear" w:color="auto" w:fill="FFFFFF"/>
+            <w:tcMar>
+              <w:top w:w="0" w:type="dxa"/>
+              <w:bottom w:w="0" w:type="dxa"/>
+              <w:left w:w="0" w:type="dxa"/>
+              <w:right w:w="0" w:type="dxa"/>
+            </w:tcMar>
+            <w:vAlign w:val="top"/>
+          </w:tcPr>
+          <w:p>
+            <w:pPr>
+              <w:pStyle w:val="Normal"/>
+              <w:jc w:val="center"/>
+              <w:pBdr>
+                <w:bottom w:val="none" w:sz="0" w:space="0" w:color="000000"/>
+                <w:top w:val="none" w:sz="0" w:space="0" w:color="000000"/>
+                <w:left w:val="none" w:sz="0" w:space="0" w:color="000000"/>
+                <w:right w:val="none" w:sz="0" w:space="0" w:color="000000"/>
+              </w:pBdr>
+              <w:spacing w:after="100" w:before="100" w:line="240"/>
+              <w:ind w:left="100" w:right="100" w:firstLine="0" w:firstLineChars="0"/>
+              <w:rPr>
+                <w:rFonts w:ascii="Helvetica" w:hAnsi="Helvetica" w:eastAsia="Helvetica" w:cs="Helvetica"/>
+                <w:i w:val="false"/>
+                <w:b w:val="false"/>
+                <w:u w:val="none"/>
+                <w:sz w:val="22"/>
+                <w:szCs w:val="22"/>
+                <w:color w:val="000000"/>
+              </w:rPr>
+            </w:pPr>
+            <w:r>
+              <w:rPr>
+                <w:rFonts w:ascii="Helvetica" w:hAnsi="Helvetica" w:eastAsia="Helvetica" w:cs="Helvetica"/>
+                <w:i w:val="false"/>
+                <w:b w:val="false"/>
+                <w:u w:val="none"/>
+                <w:sz w:val="22"/>
+                <w:szCs w:val="22"/>
+                <w:color w:val="000000"/>
+              </w:rPr>
+              <w:t xml:space="preserve">0.411</w:t>
             </w:r>
           </w:p>
         </w:tc>
@@ -3975,113 +3975,113 @@
                 <w:szCs w:val="22"/>
                 <w:color w:val="000000"/>
               </w:rPr>
-              <w:t xml:space="preserve">-11</w:t>
-            </w:r>
-          </w:p>
-        </w:tc>
-        <w:tc>
-          <w:tcPr>
-            <w:tcBorders>
-              <w:bottom w:val="none" w:sz="0" w:space="0" w:color="000000"/>
-              <w:top w:val="none" w:sz="0" w:space="0" w:color="000000"/>
-              <w:left w:val="none" w:sz="0" w:space="0" w:color="000000"/>
-              <w:right w:val="none" w:sz="0" w:space="0" w:color="000000"/>
-            </w:tcBorders>
-            <w:shd w:val="clear" w:color="auto" w:fill="FFFFFF"/>
-            <w:tcMar>
-              <w:top w:w="0" w:type="dxa"/>
-              <w:bottom w:w="0" w:type="dxa"/>
-              <w:left w:w="0" w:type="dxa"/>
-              <w:right w:w="0" w:type="dxa"/>
-            </w:tcMar>
-            <w:vAlign w:val="top"/>
-          </w:tcPr>
-          <w:p>
-            <w:pPr>
-              <w:pStyle w:val="Normal"/>
-              <w:jc w:val="center"/>
-              <w:pBdr>
-                <w:bottom w:val="none" w:sz="0" w:space="0" w:color="000000"/>
-                <w:top w:val="none" w:sz="0" w:space="0" w:color="000000"/>
-                <w:left w:val="none" w:sz="0" w:space="0" w:color="000000"/>
-                <w:right w:val="none" w:sz="0" w:space="0" w:color="000000"/>
-              </w:pBdr>
-              <w:spacing w:after="100" w:before="100" w:line="240"/>
-              <w:ind w:left="100" w:right="100" w:firstLine="0" w:firstLineChars="0"/>
-              <w:rPr>
-                <w:rFonts w:ascii="Helvetica" w:hAnsi="Helvetica" w:eastAsia="Helvetica" w:cs="Helvetica"/>
-                <w:i w:val="false"/>
-                <w:b w:val="false"/>
-                <w:u w:val="none"/>
-                <w:sz w:val="22"/>
-                <w:szCs w:val="22"/>
-                <w:color w:val="000000"/>
-              </w:rPr>
-            </w:pPr>
-            <w:r>
-              <w:rPr>
-                <w:rFonts w:ascii="Helvetica" w:hAnsi="Helvetica" w:eastAsia="Helvetica" w:cs="Helvetica"/>
-                <w:i w:val="false"/>
-                <w:b w:val="false"/>
-                <w:u w:val="none"/>
-                <w:sz w:val="22"/>
-                <w:szCs w:val="22"/>
-                <w:color w:val="000000"/>
-              </w:rPr>
-              <w:t xml:space="preserve">-30, 8.0</w:t>
-            </w:r>
-          </w:p>
-        </w:tc>
-        <w:tc>
-          <w:tcPr>
-            <w:tcBorders>
-              <w:bottom w:val="none" w:sz="0" w:space="0" w:color="000000"/>
-              <w:top w:val="none" w:sz="0" w:space="0" w:color="000000"/>
-              <w:left w:val="none" w:sz="0" w:space="0" w:color="000000"/>
-              <w:right w:val="none" w:sz="0" w:space="0" w:color="000000"/>
-            </w:tcBorders>
-            <w:shd w:val="clear" w:color="auto" w:fill="FFFFFF"/>
-            <w:tcMar>
-              <w:top w:w="0" w:type="dxa"/>
-              <w:bottom w:w="0" w:type="dxa"/>
-              <w:left w:w="0" w:type="dxa"/>
-              <w:right w:w="0" w:type="dxa"/>
-            </w:tcMar>
-            <w:vAlign w:val="top"/>
-          </w:tcPr>
-          <w:p>
-            <w:pPr>
-              <w:pStyle w:val="Normal"/>
-              <w:jc w:val="center"/>
-              <w:pBdr>
-                <w:bottom w:val="none" w:sz="0" w:space="0" w:color="000000"/>
-                <w:top w:val="none" w:sz="0" w:space="0" w:color="000000"/>
-                <w:left w:val="none" w:sz="0" w:space="0" w:color="000000"/>
-                <w:right w:val="none" w:sz="0" w:space="0" w:color="000000"/>
-              </w:pBdr>
-              <w:spacing w:after="100" w:before="100" w:line="240"/>
-              <w:ind w:left="100" w:right="100" w:firstLine="0" w:firstLineChars="0"/>
-              <w:rPr>
-                <w:rFonts w:ascii="Helvetica" w:hAnsi="Helvetica" w:eastAsia="Helvetica" w:cs="Helvetica"/>
-                <w:i w:val="false"/>
-                <w:b w:val="false"/>
-                <w:u w:val="none"/>
-                <w:sz w:val="22"/>
-                <w:szCs w:val="22"/>
-                <w:color w:val="000000"/>
-              </w:rPr>
-            </w:pPr>
-            <w:r>
-              <w:rPr>
-                <w:rFonts w:ascii="Helvetica" w:hAnsi="Helvetica" w:eastAsia="Helvetica" w:cs="Helvetica"/>
-                <w:i w:val="false"/>
-                <w:b w:val="false"/>
-                <w:u w:val="none"/>
-                <w:sz w:val="22"/>
-                <w:szCs w:val="22"/>
-                <w:color w:val="000000"/>
-              </w:rPr>
-              <w:t xml:space="preserve">0.255</w:t>
+              <w:t xml:space="preserve">-8.7</w:t>
+            </w:r>
+          </w:p>
+        </w:tc>
+        <w:tc>
+          <w:tcPr>
+            <w:tcBorders>
+              <w:bottom w:val="none" w:sz="0" w:space="0" w:color="000000"/>
+              <w:top w:val="none" w:sz="0" w:space="0" w:color="000000"/>
+              <w:left w:val="none" w:sz="0" w:space="0" w:color="000000"/>
+              <w:right w:val="none" w:sz="0" w:space="0" w:color="000000"/>
+            </w:tcBorders>
+            <w:shd w:val="clear" w:color="auto" w:fill="FFFFFF"/>
+            <w:tcMar>
+              <w:top w:w="0" w:type="dxa"/>
+              <w:bottom w:w="0" w:type="dxa"/>
+              <w:left w:w="0" w:type="dxa"/>
+              <w:right w:w="0" w:type="dxa"/>
+            </w:tcMar>
+            <w:vAlign w:val="top"/>
+          </w:tcPr>
+          <w:p>
+            <w:pPr>
+              <w:pStyle w:val="Normal"/>
+              <w:jc w:val="center"/>
+              <w:pBdr>
+                <w:bottom w:val="none" w:sz="0" w:space="0" w:color="000000"/>
+                <w:top w:val="none" w:sz="0" w:space="0" w:color="000000"/>
+                <w:left w:val="none" w:sz="0" w:space="0" w:color="000000"/>
+                <w:right w:val="none" w:sz="0" w:space="0" w:color="000000"/>
+              </w:pBdr>
+              <w:spacing w:after="100" w:before="100" w:line="240"/>
+              <w:ind w:left="100" w:right="100" w:firstLine="0" w:firstLineChars="0"/>
+              <w:rPr>
+                <w:rFonts w:ascii="Helvetica" w:hAnsi="Helvetica" w:eastAsia="Helvetica" w:cs="Helvetica"/>
+                <w:i w:val="false"/>
+                <w:b w:val="false"/>
+                <w:u w:val="none"/>
+                <w:sz w:val="22"/>
+                <w:szCs w:val="22"/>
+                <w:color w:val="000000"/>
+              </w:rPr>
+            </w:pPr>
+            <w:r>
+              <w:rPr>
+                <w:rFonts w:ascii="Helvetica" w:hAnsi="Helvetica" w:eastAsia="Helvetica" w:cs="Helvetica"/>
+                <w:i w:val="false"/>
+                <w:b w:val="false"/>
+                <w:u w:val="none"/>
+                <w:sz w:val="22"/>
+                <w:szCs w:val="22"/>
+                <w:color w:val="000000"/>
+              </w:rPr>
+              <w:t xml:space="preserve">-28, 10</w:t>
+            </w:r>
+          </w:p>
+        </w:tc>
+        <w:tc>
+          <w:tcPr>
+            <w:tcBorders>
+              <w:bottom w:val="none" w:sz="0" w:space="0" w:color="000000"/>
+              <w:top w:val="none" w:sz="0" w:space="0" w:color="000000"/>
+              <w:left w:val="none" w:sz="0" w:space="0" w:color="000000"/>
+              <w:right w:val="none" w:sz="0" w:space="0" w:color="000000"/>
+            </w:tcBorders>
+            <w:shd w:val="clear" w:color="auto" w:fill="FFFFFF"/>
+            <w:tcMar>
+              <w:top w:w="0" w:type="dxa"/>
+              <w:bottom w:w="0" w:type="dxa"/>
+              <w:left w:w="0" w:type="dxa"/>
+              <w:right w:w="0" w:type="dxa"/>
+            </w:tcMar>
+            <w:vAlign w:val="top"/>
+          </w:tcPr>
+          <w:p>
+            <w:pPr>
+              <w:pStyle w:val="Normal"/>
+              <w:jc w:val="center"/>
+              <w:pBdr>
+                <w:bottom w:val="none" w:sz="0" w:space="0" w:color="000000"/>
+                <w:top w:val="none" w:sz="0" w:space="0" w:color="000000"/>
+                <w:left w:val="none" w:sz="0" w:space="0" w:color="000000"/>
+                <w:right w:val="none" w:sz="0" w:space="0" w:color="000000"/>
+              </w:pBdr>
+              <w:spacing w:after="100" w:before="100" w:line="240"/>
+              <w:ind w:left="100" w:right="100" w:firstLine="0" w:firstLineChars="0"/>
+              <w:rPr>
+                <w:rFonts w:ascii="Helvetica" w:hAnsi="Helvetica" w:eastAsia="Helvetica" w:cs="Helvetica"/>
+                <w:i w:val="false"/>
+                <w:b w:val="false"/>
+                <w:u w:val="none"/>
+                <w:sz w:val="22"/>
+                <w:szCs w:val="22"/>
+                <w:color w:val="000000"/>
+              </w:rPr>
+            </w:pPr>
+            <w:r>
+              <w:rPr>
+                <w:rFonts w:ascii="Helvetica" w:hAnsi="Helvetica" w:eastAsia="Helvetica" w:cs="Helvetica"/>
+                <w:i w:val="false"/>
+                <w:b w:val="false"/>
+                <w:u w:val="none"/>
+                <w:sz w:val="22"/>
+                <w:szCs w:val="22"/>
+                <w:color w:val="000000"/>
+              </w:rPr>
+              <w:t xml:space="preserve">0.365</w:t>
             </w:r>
           </w:p>
         </w:tc>
@@ -4458,113 +4458,113 @@
                 <w:szCs w:val="22"/>
                 <w:color w:val="000000"/>
               </w:rPr>
-              <w:t xml:space="preserve">0.87</w:t>
-            </w:r>
-          </w:p>
-        </w:tc>
-        <w:tc>
-          <w:tcPr>
-            <w:tcBorders>
-              <w:bottom w:val="none" w:sz="0" w:space="0" w:color="000000"/>
-              <w:top w:val="none" w:sz="0" w:space="0" w:color="000000"/>
-              <w:left w:val="none" w:sz="0" w:space="0" w:color="000000"/>
-              <w:right w:val="none" w:sz="0" w:space="0" w:color="000000"/>
-            </w:tcBorders>
-            <w:shd w:val="clear" w:color="auto" w:fill="FFFFFF"/>
-            <w:tcMar>
-              <w:top w:w="0" w:type="dxa"/>
-              <w:bottom w:w="0" w:type="dxa"/>
-              <w:left w:w="0" w:type="dxa"/>
-              <w:right w:w="0" w:type="dxa"/>
-            </w:tcMar>
-            <w:vAlign w:val="top"/>
-          </w:tcPr>
-          <w:p>
-            <w:pPr>
-              <w:pStyle w:val="Normal"/>
-              <w:jc w:val="center"/>
-              <w:pBdr>
-                <w:bottom w:val="none" w:sz="0" w:space="0" w:color="000000"/>
-                <w:top w:val="none" w:sz="0" w:space="0" w:color="000000"/>
-                <w:left w:val="none" w:sz="0" w:space="0" w:color="000000"/>
-                <w:right w:val="none" w:sz="0" w:space="0" w:color="000000"/>
-              </w:pBdr>
-              <w:spacing w:after="100" w:before="100" w:line="240"/>
-              <w:ind w:left="100" w:right="100" w:firstLine="0" w:firstLineChars="0"/>
-              <w:rPr>
-                <w:rFonts w:ascii="Helvetica" w:hAnsi="Helvetica" w:eastAsia="Helvetica" w:cs="Helvetica"/>
-                <w:i w:val="false"/>
-                <w:b w:val="false"/>
-                <w:u w:val="none"/>
-                <w:sz w:val="22"/>
-                <w:szCs w:val="22"/>
-                <w:color w:val="000000"/>
-              </w:rPr>
-            </w:pPr>
-            <w:r>
-              <w:rPr>
-                <w:rFonts w:ascii="Helvetica" w:hAnsi="Helvetica" w:eastAsia="Helvetica" w:cs="Helvetica"/>
-                <w:i w:val="false"/>
-                <w:b w:val="false"/>
-                <w:u w:val="none"/>
-                <w:sz w:val="22"/>
-                <w:szCs w:val="22"/>
-                <w:color w:val="000000"/>
-              </w:rPr>
-              <w:t xml:space="preserve">-0.39, 2.1</w:t>
-            </w:r>
-          </w:p>
-        </w:tc>
-        <w:tc>
-          <w:tcPr>
-            <w:tcBorders>
-              <w:bottom w:val="none" w:sz="0" w:space="0" w:color="000000"/>
-              <w:top w:val="none" w:sz="0" w:space="0" w:color="000000"/>
-              <w:left w:val="none" w:sz="0" w:space="0" w:color="000000"/>
-              <w:right w:val="none" w:sz="0" w:space="0" w:color="000000"/>
-            </w:tcBorders>
-            <w:shd w:val="clear" w:color="auto" w:fill="FFFFFF"/>
-            <w:tcMar>
-              <w:top w:w="0" w:type="dxa"/>
-              <w:bottom w:w="0" w:type="dxa"/>
-              <w:left w:w="0" w:type="dxa"/>
-              <w:right w:w="0" w:type="dxa"/>
-            </w:tcMar>
-            <w:vAlign w:val="top"/>
-          </w:tcPr>
-          <w:p>
-            <w:pPr>
-              <w:pStyle w:val="Normal"/>
-              <w:jc w:val="center"/>
-              <w:pBdr>
-                <w:bottom w:val="none" w:sz="0" w:space="0" w:color="000000"/>
-                <w:top w:val="none" w:sz="0" w:space="0" w:color="000000"/>
-                <w:left w:val="none" w:sz="0" w:space="0" w:color="000000"/>
-                <w:right w:val="none" w:sz="0" w:space="0" w:color="000000"/>
-              </w:pBdr>
-              <w:spacing w:after="100" w:before="100" w:line="240"/>
-              <w:ind w:left="100" w:right="100" w:firstLine="0" w:firstLineChars="0"/>
-              <w:rPr>
-                <w:rFonts w:ascii="Helvetica" w:hAnsi="Helvetica" w:eastAsia="Helvetica" w:cs="Helvetica"/>
-                <w:i w:val="false"/>
-                <w:b w:val="false"/>
-                <w:u w:val="none"/>
-                <w:sz w:val="22"/>
-                <w:szCs w:val="22"/>
-                <w:color w:val="000000"/>
-              </w:rPr>
-            </w:pPr>
-            <w:r>
-              <w:rPr>
-                <w:rFonts w:ascii="Helvetica" w:hAnsi="Helvetica" w:eastAsia="Helvetica" w:cs="Helvetica"/>
-                <w:i w:val="false"/>
-                <w:b w:val="false"/>
-                <w:u w:val="none"/>
-                <w:sz w:val="22"/>
-                <w:szCs w:val="22"/>
-                <w:color w:val="000000"/>
-              </w:rPr>
-              <w:t xml:space="preserve">0.172</w:t>
+              <w:t xml:space="preserve">0.97</w:t>
+            </w:r>
+          </w:p>
+        </w:tc>
+        <w:tc>
+          <w:tcPr>
+            <w:tcBorders>
+              <w:bottom w:val="none" w:sz="0" w:space="0" w:color="000000"/>
+              <w:top w:val="none" w:sz="0" w:space="0" w:color="000000"/>
+              <w:left w:val="none" w:sz="0" w:space="0" w:color="000000"/>
+              <w:right w:val="none" w:sz="0" w:space="0" w:color="000000"/>
+            </w:tcBorders>
+            <w:shd w:val="clear" w:color="auto" w:fill="FFFFFF"/>
+            <w:tcMar>
+              <w:top w:w="0" w:type="dxa"/>
+              <w:bottom w:w="0" w:type="dxa"/>
+              <w:left w:w="0" w:type="dxa"/>
+              <w:right w:w="0" w:type="dxa"/>
+            </w:tcMar>
+            <w:vAlign w:val="top"/>
+          </w:tcPr>
+          <w:p>
+            <w:pPr>
+              <w:pStyle w:val="Normal"/>
+              <w:jc w:val="center"/>
+              <w:pBdr>
+                <w:bottom w:val="none" w:sz="0" w:space="0" w:color="000000"/>
+                <w:top w:val="none" w:sz="0" w:space="0" w:color="000000"/>
+                <w:left w:val="none" w:sz="0" w:space="0" w:color="000000"/>
+                <w:right w:val="none" w:sz="0" w:space="0" w:color="000000"/>
+              </w:pBdr>
+              <w:spacing w:after="100" w:before="100" w:line="240"/>
+              <w:ind w:left="100" w:right="100" w:firstLine="0" w:firstLineChars="0"/>
+              <w:rPr>
+                <w:rFonts w:ascii="Helvetica" w:hAnsi="Helvetica" w:eastAsia="Helvetica" w:cs="Helvetica"/>
+                <w:i w:val="false"/>
+                <w:b w:val="false"/>
+                <w:u w:val="none"/>
+                <w:sz w:val="22"/>
+                <w:szCs w:val="22"/>
+                <w:color w:val="000000"/>
+              </w:rPr>
+            </w:pPr>
+            <w:r>
+              <w:rPr>
+                <w:rFonts w:ascii="Helvetica" w:hAnsi="Helvetica" w:eastAsia="Helvetica" w:cs="Helvetica"/>
+                <w:i w:val="false"/>
+                <w:b w:val="false"/>
+                <w:u w:val="none"/>
+                <w:sz w:val="22"/>
+                <w:szCs w:val="22"/>
+                <w:color w:val="000000"/>
+              </w:rPr>
+              <w:t xml:space="preserve">-0.30, 2.2</w:t>
+            </w:r>
+          </w:p>
+        </w:tc>
+        <w:tc>
+          <w:tcPr>
+            <w:tcBorders>
+              <w:bottom w:val="none" w:sz="0" w:space="0" w:color="000000"/>
+              <w:top w:val="none" w:sz="0" w:space="0" w:color="000000"/>
+              <w:left w:val="none" w:sz="0" w:space="0" w:color="000000"/>
+              <w:right w:val="none" w:sz="0" w:space="0" w:color="000000"/>
+            </w:tcBorders>
+            <w:shd w:val="clear" w:color="auto" w:fill="FFFFFF"/>
+            <w:tcMar>
+              <w:top w:w="0" w:type="dxa"/>
+              <w:bottom w:w="0" w:type="dxa"/>
+              <w:left w:w="0" w:type="dxa"/>
+              <w:right w:w="0" w:type="dxa"/>
+            </w:tcMar>
+            <w:vAlign w:val="top"/>
+          </w:tcPr>
+          <w:p>
+            <w:pPr>
+              <w:pStyle w:val="Normal"/>
+              <w:jc w:val="center"/>
+              <w:pBdr>
+                <w:bottom w:val="none" w:sz="0" w:space="0" w:color="000000"/>
+                <w:top w:val="none" w:sz="0" w:space="0" w:color="000000"/>
+                <w:left w:val="none" w:sz="0" w:space="0" w:color="000000"/>
+                <w:right w:val="none" w:sz="0" w:space="0" w:color="000000"/>
+              </w:pBdr>
+              <w:spacing w:after="100" w:before="100" w:line="240"/>
+              <w:ind w:left="100" w:right="100" w:firstLine="0" w:firstLineChars="0"/>
+              <w:rPr>
+                <w:rFonts w:ascii="Helvetica" w:hAnsi="Helvetica" w:eastAsia="Helvetica" w:cs="Helvetica"/>
+                <w:i w:val="false"/>
+                <w:b w:val="false"/>
+                <w:u w:val="none"/>
+                <w:sz w:val="22"/>
+                <w:szCs w:val="22"/>
+                <w:color w:val="000000"/>
+              </w:rPr>
+            </w:pPr>
+            <w:r>
+              <w:rPr>
+                <w:rFonts w:ascii="Helvetica" w:hAnsi="Helvetica" w:eastAsia="Helvetica" w:cs="Helvetica"/>
+                <w:i w:val="false"/>
+                <w:b w:val="false"/>
+                <w:u w:val="none"/>
+                <w:sz w:val="22"/>
+                <w:szCs w:val="22"/>
+                <w:color w:val="000000"/>
+              </w:rPr>
+              <w:t xml:space="preserve">0.132</w:t>
             </w:r>
           </w:p>
         </w:tc>
@@ -5907,113 +5907,113 @@
                 <w:szCs w:val="22"/>
                 <w:color w:val="000000"/>
               </w:rPr>
-              <w:t xml:space="preserve">-1.4</w:t>
-            </w:r>
-          </w:p>
-        </w:tc>
-        <w:tc>
-          <w:tcPr>
-            <w:tcBorders>
-              <w:bottom w:val="none" w:sz="0" w:space="0" w:color="000000"/>
-              <w:top w:val="none" w:sz="0" w:space="0" w:color="000000"/>
-              <w:left w:val="none" w:sz="0" w:space="0" w:color="000000"/>
-              <w:right w:val="none" w:sz="0" w:space="0" w:color="000000"/>
-            </w:tcBorders>
-            <w:shd w:val="clear" w:color="auto" w:fill="FFFFFF"/>
-            <w:tcMar>
-              <w:top w:w="0" w:type="dxa"/>
-              <w:bottom w:w="0" w:type="dxa"/>
-              <w:left w:w="0" w:type="dxa"/>
-              <w:right w:w="0" w:type="dxa"/>
-            </w:tcMar>
-            <w:vAlign w:val="top"/>
-          </w:tcPr>
-          <w:p>
-            <w:pPr>
-              <w:pStyle w:val="Normal"/>
-              <w:jc w:val="center"/>
-              <w:pBdr>
-                <w:bottom w:val="none" w:sz="0" w:space="0" w:color="000000"/>
-                <w:top w:val="none" w:sz="0" w:space="0" w:color="000000"/>
-                <w:left w:val="none" w:sz="0" w:space="0" w:color="000000"/>
-                <w:right w:val="none" w:sz="0" w:space="0" w:color="000000"/>
-              </w:pBdr>
-              <w:spacing w:after="100" w:before="100" w:line="240"/>
-              <w:ind w:left="100" w:right="100" w:firstLine="0" w:firstLineChars="0"/>
-              <w:rPr>
-                <w:rFonts w:ascii="Helvetica" w:hAnsi="Helvetica" w:eastAsia="Helvetica" w:cs="Helvetica"/>
-                <w:i w:val="false"/>
-                <w:b w:val="false"/>
-                <w:u w:val="none"/>
-                <w:sz w:val="22"/>
-                <w:szCs w:val="22"/>
-                <w:color w:val="000000"/>
-              </w:rPr>
-            </w:pPr>
-            <w:r>
-              <w:rPr>
-                <w:rFonts w:ascii="Helvetica" w:hAnsi="Helvetica" w:eastAsia="Helvetica" w:cs="Helvetica"/>
-                <w:i w:val="false"/>
-                <w:b w:val="false"/>
-                <w:u w:val="none"/>
-                <w:sz w:val="22"/>
-                <w:szCs w:val="22"/>
-                <w:color w:val="000000"/>
-              </w:rPr>
-              <w:t xml:space="preserve">-8.5, 5.7</w:t>
-            </w:r>
-          </w:p>
-        </w:tc>
-        <w:tc>
-          <w:tcPr>
-            <w:tcBorders>
-              <w:bottom w:val="none" w:sz="0" w:space="0" w:color="000000"/>
-              <w:top w:val="none" w:sz="0" w:space="0" w:color="000000"/>
-              <w:left w:val="none" w:sz="0" w:space="0" w:color="000000"/>
-              <w:right w:val="none" w:sz="0" w:space="0" w:color="000000"/>
-            </w:tcBorders>
-            <w:shd w:val="clear" w:color="auto" w:fill="FFFFFF"/>
-            <w:tcMar>
-              <w:top w:w="0" w:type="dxa"/>
-              <w:bottom w:w="0" w:type="dxa"/>
-              <w:left w:w="0" w:type="dxa"/>
-              <w:right w:w="0" w:type="dxa"/>
-            </w:tcMar>
-            <w:vAlign w:val="top"/>
-          </w:tcPr>
-          <w:p>
-            <w:pPr>
-              <w:pStyle w:val="Normal"/>
-              <w:jc w:val="center"/>
-              <w:pBdr>
-                <w:bottom w:val="none" w:sz="0" w:space="0" w:color="000000"/>
-                <w:top w:val="none" w:sz="0" w:space="0" w:color="000000"/>
-                <w:left w:val="none" w:sz="0" w:space="0" w:color="000000"/>
-                <w:right w:val="none" w:sz="0" w:space="0" w:color="000000"/>
-              </w:pBdr>
-              <w:spacing w:after="100" w:before="100" w:line="240"/>
-              <w:ind w:left="100" w:right="100" w:firstLine="0" w:firstLineChars="0"/>
-              <w:rPr>
-                <w:rFonts w:ascii="Helvetica" w:hAnsi="Helvetica" w:eastAsia="Helvetica" w:cs="Helvetica"/>
-                <w:i w:val="false"/>
-                <w:b w:val="false"/>
-                <w:u w:val="none"/>
-                <w:sz w:val="22"/>
-                <w:szCs w:val="22"/>
-                <w:color w:val="000000"/>
-              </w:rPr>
-            </w:pPr>
-            <w:r>
-              <w:rPr>
-                <w:rFonts w:ascii="Helvetica" w:hAnsi="Helvetica" w:eastAsia="Helvetica" w:cs="Helvetica"/>
-                <w:i w:val="false"/>
-                <w:b w:val="false"/>
-                <w:u w:val="none"/>
-                <w:sz w:val="22"/>
-                <w:szCs w:val="22"/>
-                <w:color w:val="000000"/>
-              </w:rPr>
-              <w:t xml:space="preserve">0.691</w:t>
+              <w:t xml:space="preserve">-0.83</w:t>
+            </w:r>
+          </w:p>
+        </w:tc>
+        <w:tc>
+          <w:tcPr>
+            <w:tcBorders>
+              <w:bottom w:val="none" w:sz="0" w:space="0" w:color="000000"/>
+              <w:top w:val="none" w:sz="0" w:space="0" w:color="000000"/>
+              <w:left w:val="none" w:sz="0" w:space="0" w:color="000000"/>
+              <w:right w:val="none" w:sz="0" w:space="0" w:color="000000"/>
+            </w:tcBorders>
+            <w:shd w:val="clear" w:color="auto" w:fill="FFFFFF"/>
+            <w:tcMar>
+              <w:top w:w="0" w:type="dxa"/>
+              <w:bottom w:w="0" w:type="dxa"/>
+              <w:left w:w="0" w:type="dxa"/>
+              <w:right w:w="0" w:type="dxa"/>
+            </w:tcMar>
+            <w:vAlign w:val="top"/>
+          </w:tcPr>
+          <w:p>
+            <w:pPr>
+              <w:pStyle w:val="Normal"/>
+              <w:jc w:val="center"/>
+              <w:pBdr>
+                <w:bottom w:val="none" w:sz="0" w:space="0" w:color="000000"/>
+                <w:top w:val="none" w:sz="0" w:space="0" w:color="000000"/>
+                <w:left w:val="none" w:sz="0" w:space="0" w:color="000000"/>
+                <w:right w:val="none" w:sz="0" w:space="0" w:color="000000"/>
+              </w:pBdr>
+              <w:spacing w:after="100" w:before="100" w:line="240"/>
+              <w:ind w:left="100" w:right="100" w:firstLine="0" w:firstLineChars="0"/>
+              <w:rPr>
+                <w:rFonts w:ascii="Helvetica" w:hAnsi="Helvetica" w:eastAsia="Helvetica" w:cs="Helvetica"/>
+                <w:i w:val="false"/>
+                <w:b w:val="false"/>
+                <w:u w:val="none"/>
+                <w:sz w:val="22"/>
+                <w:szCs w:val="22"/>
+                <w:color w:val="000000"/>
+              </w:rPr>
+            </w:pPr>
+            <w:r>
+              <w:rPr>
+                <w:rFonts w:ascii="Helvetica" w:hAnsi="Helvetica" w:eastAsia="Helvetica" w:cs="Helvetica"/>
+                <w:i w:val="false"/>
+                <w:b w:val="false"/>
+                <w:u w:val="none"/>
+                <w:sz w:val="22"/>
+                <w:szCs w:val="22"/>
+                <w:color w:val="000000"/>
+              </w:rPr>
+              <w:t xml:space="preserve">-7.9, 6.2</w:t>
+            </w:r>
+          </w:p>
+        </w:tc>
+        <w:tc>
+          <w:tcPr>
+            <w:tcBorders>
+              <w:bottom w:val="none" w:sz="0" w:space="0" w:color="000000"/>
+              <w:top w:val="none" w:sz="0" w:space="0" w:color="000000"/>
+              <w:left w:val="none" w:sz="0" w:space="0" w:color="000000"/>
+              <w:right w:val="none" w:sz="0" w:space="0" w:color="000000"/>
+            </w:tcBorders>
+            <w:shd w:val="clear" w:color="auto" w:fill="FFFFFF"/>
+            <w:tcMar>
+              <w:top w:w="0" w:type="dxa"/>
+              <w:bottom w:w="0" w:type="dxa"/>
+              <w:left w:w="0" w:type="dxa"/>
+              <w:right w:w="0" w:type="dxa"/>
+            </w:tcMar>
+            <w:vAlign w:val="top"/>
+          </w:tcPr>
+          <w:p>
+            <w:pPr>
+              <w:pStyle w:val="Normal"/>
+              <w:jc w:val="center"/>
+              <w:pBdr>
+                <w:bottom w:val="none" w:sz="0" w:space="0" w:color="000000"/>
+                <w:top w:val="none" w:sz="0" w:space="0" w:color="000000"/>
+                <w:left w:val="none" w:sz="0" w:space="0" w:color="000000"/>
+                <w:right w:val="none" w:sz="0" w:space="0" w:color="000000"/>
+              </w:pBdr>
+              <w:spacing w:after="100" w:before="100" w:line="240"/>
+              <w:ind w:left="100" w:right="100" w:firstLine="0" w:firstLineChars="0"/>
+              <w:rPr>
+                <w:rFonts w:ascii="Helvetica" w:hAnsi="Helvetica" w:eastAsia="Helvetica" w:cs="Helvetica"/>
+                <w:i w:val="false"/>
+                <w:b w:val="false"/>
+                <w:u w:val="none"/>
+                <w:sz w:val="22"/>
+                <w:szCs w:val="22"/>
+                <w:color w:val="000000"/>
+              </w:rPr>
+            </w:pPr>
+            <w:r>
+              <w:rPr>
+                <w:rFonts w:ascii="Helvetica" w:hAnsi="Helvetica" w:eastAsia="Helvetica" w:cs="Helvetica"/>
+                <w:i w:val="false"/>
+                <w:b w:val="false"/>
+                <w:u w:val="none"/>
+                <w:sz w:val="22"/>
+                <w:szCs w:val="22"/>
+                <w:color w:val="000000"/>
+              </w:rPr>
+              <w:t xml:space="preserve">0.814</w:t>
             </w:r>
           </w:p>
         </w:tc>
@@ -7356,113 +7356,113 @@
                 <w:szCs w:val="22"/>
                 <w:color w:val="000000"/>
               </w:rPr>
-              <w:t xml:space="preserve">6.8</w:t>
-            </w:r>
-          </w:p>
-        </w:tc>
-        <w:tc>
-          <w:tcPr>
-            <w:tcBorders>
-              <w:bottom w:val="none" w:sz="0" w:space="0" w:color="000000"/>
-              <w:top w:val="none" w:sz="0" w:space="0" w:color="000000"/>
-              <w:left w:val="none" w:sz="0" w:space="0" w:color="000000"/>
-              <w:right w:val="none" w:sz="0" w:space="0" w:color="000000"/>
-            </w:tcBorders>
-            <w:shd w:val="clear" w:color="auto" w:fill="FFFFFF"/>
-            <w:tcMar>
-              <w:top w:w="0" w:type="dxa"/>
-              <w:bottom w:w="0" w:type="dxa"/>
-              <w:left w:w="0" w:type="dxa"/>
-              <w:right w:w="0" w:type="dxa"/>
-            </w:tcMar>
-            <w:vAlign w:val="top"/>
-          </w:tcPr>
-          <w:p>
-            <w:pPr>
-              <w:pStyle w:val="Normal"/>
-              <w:jc w:val="center"/>
-              <w:pBdr>
-                <w:bottom w:val="none" w:sz="0" w:space="0" w:color="000000"/>
-                <w:top w:val="none" w:sz="0" w:space="0" w:color="000000"/>
-                <w:left w:val="none" w:sz="0" w:space="0" w:color="000000"/>
-                <w:right w:val="none" w:sz="0" w:space="0" w:color="000000"/>
-              </w:pBdr>
-              <w:spacing w:after="100" w:before="100" w:line="240"/>
-              <w:ind w:left="100" w:right="100" w:firstLine="0" w:firstLineChars="0"/>
-              <w:rPr>
-                <w:rFonts w:ascii="Helvetica" w:hAnsi="Helvetica" w:eastAsia="Helvetica" w:cs="Helvetica"/>
-                <w:i w:val="false"/>
-                <w:b w:val="false"/>
-                <w:u w:val="none"/>
-                <w:sz w:val="22"/>
-                <w:szCs w:val="22"/>
-                <w:color w:val="000000"/>
-              </w:rPr>
-            </w:pPr>
-            <w:r>
-              <w:rPr>
-                <w:rFonts w:ascii="Helvetica" w:hAnsi="Helvetica" w:eastAsia="Helvetica" w:cs="Helvetica"/>
-                <w:i w:val="false"/>
-                <w:b w:val="false"/>
-                <w:u w:val="none"/>
-                <w:sz w:val="22"/>
-                <w:szCs w:val="22"/>
-                <w:color w:val="000000"/>
-              </w:rPr>
-              <w:t xml:space="preserve">-14, 28</w:t>
-            </w:r>
-          </w:p>
-        </w:tc>
-        <w:tc>
-          <w:tcPr>
-            <w:tcBorders>
-              <w:bottom w:val="none" w:sz="0" w:space="0" w:color="000000"/>
-              <w:top w:val="none" w:sz="0" w:space="0" w:color="000000"/>
-              <w:left w:val="none" w:sz="0" w:space="0" w:color="000000"/>
-              <w:right w:val="none" w:sz="0" w:space="0" w:color="000000"/>
-            </w:tcBorders>
-            <w:shd w:val="clear" w:color="auto" w:fill="FFFFFF"/>
-            <w:tcMar>
-              <w:top w:w="0" w:type="dxa"/>
-              <w:bottom w:w="0" w:type="dxa"/>
-              <w:left w:w="0" w:type="dxa"/>
-              <w:right w:w="0" w:type="dxa"/>
-            </w:tcMar>
-            <w:vAlign w:val="top"/>
-          </w:tcPr>
-          <w:p>
-            <w:pPr>
-              <w:pStyle w:val="Normal"/>
-              <w:jc w:val="center"/>
-              <w:pBdr>
-                <w:bottom w:val="none" w:sz="0" w:space="0" w:color="000000"/>
-                <w:top w:val="none" w:sz="0" w:space="0" w:color="000000"/>
-                <w:left w:val="none" w:sz="0" w:space="0" w:color="000000"/>
-                <w:right w:val="none" w:sz="0" w:space="0" w:color="000000"/>
-              </w:pBdr>
-              <w:spacing w:after="100" w:before="100" w:line="240"/>
-              <w:ind w:left="100" w:right="100" w:firstLine="0" w:firstLineChars="0"/>
-              <w:rPr>
-                <w:rFonts w:ascii="Helvetica" w:hAnsi="Helvetica" w:eastAsia="Helvetica" w:cs="Helvetica"/>
-                <w:i w:val="false"/>
-                <w:b w:val="false"/>
-                <w:u w:val="none"/>
-                <w:sz w:val="22"/>
-                <w:szCs w:val="22"/>
-                <w:color w:val="000000"/>
-              </w:rPr>
-            </w:pPr>
-            <w:r>
-              <w:rPr>
-                <w:rFonts w:ascii="Helvetica" w:hAnsi="Helvetica" w:eastAsia="Helvetica" w:cs="Helvetica"/>
-                <w:i w:val="false"/>
-                <w:b w:val="false"/>
-                <w:u w:val="none"/>
-                <w:sz w:val="22"/>
-                <w:szCs w:val="22"/>
-                <w:color w:val="000000"/>
-              </w:rPr>
-              <w:t xml:space="preserve">0.515</w:t>
+              <w:t xml:space="preserve">7.8</w:t>
+            </w:r>
+          </w:p>
+        </w:tc>
+        <w:tc>
+          <w:tcPr>
+            <w:tcBorders>
+              <w:bottom w:val="none" w:sz="0" w:space="0" w:color="000000"/>
+              <w:top w:val="none" w:sz="0" w:space="0" w:color="000000"/>
+              <w:left w:val="none" w:sz="0" w:space="0" w:color="000000"/>
+              <w:right w:val="none" w:sz="0" w:space="0" w:color="000000"/>
+            </w:tcBorders>
+            <w:shd w:val="clear" w:color="auto" w:fill="FFFFFF"/>
+            <w:tcMar>
+              <w:top w:w="0" w:type="dxa"/>
+              <w:bottom w:w="0" w:type="dxa"/>
+              <w:left w:w="0" w:type="dxa"/>
+              <w:right w:w="0" w:type="dxa"/>
+            </w:tcMar>
+            <w:vAlign w:val="top"/>
+          </w:tcPr>
+          <w:p>
+            <w:pPr>
+              <w:pStyle w:val="Normal"/>
+              <w:jc w:val="center"/>
+              <w:pBdr>
+                <w:bottom w:val="none" w:sz="0" w:space="0" w:color="000000"/>
+                <w:top w:val="none" w:sz="0" w:space="0" w:color="000000"/>
+                <w:left w:val="none" w:sz="0" w:space="0" w:color="000000"/>
+                <w:right w:val="none" w:sz="0" w:space="0" w:color="000000"/>
+              </w:pBdr>
+              <w:spacing w:after="100" w:before="100" w:line="240"/>
+              <w:ind w:left="100" w:right="100" w:firstLine="0" w:firstLineChars="0"/>
+              <w:rPr>
+                <w:rFonts w:ascii="Helvetica" w:hAnsi="Helvetica" w:eastAsia="Helvetica" w:cs="Helvetica"/>
+                <w:i w:val="false"/>
+                <w:b w:val="false"/>
+                <w:u w:val="none"/>
+                <w:sz w:val="22"/>
+                <w:szCs w:val="22"/>
+                <w:color w:val="000000"/>
+              </w:rPr>
+            </w:pPr>
+            <w:r>
+              <w:rPr>
+                <w:rFonts w:ascii="Helvetica" w:hAnsi="Helvetica" w:eastAsia="Helvetica" w:cs="Helvetica"/>
+                <w:i w:val="false"/>
+                <w:b w:val="false"/>
+                <w:u w:val="none"/>
+                <w:sz w:val="22"/>
+                <w:szCs w:val="22"/>
+                <w:color w:val="000000"/>
+              </w:rPr>
+              <w:t xml:space="preserve">-13, 29</w:t>
+            </w:r>
+          </w:p>
+        </w:tc>
+        <w:tc>
+          <w:tcPr>
+            <w:tcBorders>
+              <w:bottom w:val="none" w:sz="0" w:space="0" w:color="000000"/>
+              <w:top w:val="none" w:sz="0" w:space="0" w:color="000000"/>
+              <w:left w:val="none" w:sz="0" w:space="0" w:color="000000"/>
+              <w:right w:val="none" w:sz="0" w:space="0" w:color="000000"/>
+            </w:tcBorders>
+            <w:shd w:val="clear" w:color="auto" w:fill="FFFFFF"/>
+            <w:tcMar>
+              <w:top w:w="0" w:type="dxa"/>
+              <w:bottom w:w="0" w:type="dxa"/>
+              <w:left w:w="0" w:type="dxa"/>
+              <w:right w:w="0" w:type="dxa"/>
+            </w:tcMar>
+            <w:vAlign w:val="top"/>
+          </w:tcPr>
+          <w:p>
+            <w:pPr>
+              <w:pStyle w:val="Normal"/>
+              <w:jc w:val="center"/>
+              <w:pBdr>
+                <w:bottom w:val="none" w:sz="0" w:space="0" w:color="000000"/>
+                <w:top w:val="none" w:sz="0" w:space="0" w:color="000000"/>
+                <w:left w:val="none" w:sz="0" w:space="0" w:color="000000"/>
+                <w:right w:val="none" w:sz="0" w:space="0" w:color="000000"/>
+              </w:pBdr>
+              <w:spacing w:after="100" w:before="100" w:line="240"/>
+              <w:ind w:left="100" w:right="100" w:firstLine="0" w:firstLineChars="0"/>
+              <w:rPr>
+                <w:rFonts w:ascii="Helvetica" w:hAnsi="Helvetica" w:eastAsia="Helvetica" w:cs="Helvetica"/>
+                <w:i w:val="false"/>
+                <w:b w:val="false"/>
+                <w:u w:val="none"/>
+                <w:sz w:val="22"/>
+                <w:szCs w:val="22"/>
+                <w:color w:val="000000"/>
+              </w:rPr>
+            </w:pPr>
+            <w:r>
+              <w:rPr>
+                <w:rFonts w:ascii="Helvetica" w:hAnsi="Helvetica" w:eastAsia="Helvetica" w:cs="Helvetica"/>
+                <w:i w:val="false"/>
+                <w:b w:val="false"/>
+                <w:u w:val="none"/>
+                <w:sz w:val="22"/>
+                <w:szCs w:val="22"/>
+                <w:color w:val="000000"/>
+              </w:rPr>
+              <w:t xml:space="preserve">0.459</w:t>
             </w:r>
           </w:p>
         </w:tc>
@@ -7839,113 +7839,113 @@
                 <w:szCs w:val="22"/>
                 <w:color w:val="000000"/>
               </w:rPr>
-              <w:t xml:space="preserve">9.9</w:t>
-            </w:r>
-          </w:p>
-        </w:tc>
-        <w:tc>
-          <w:tcPr>
-            <w:tcBorders>
-              <w:bottom w:val="none" w:sz="0" w:space="0" w:color="000000"/>
-              <w:top w:val="none" w:sz="0" w:space="0" w:color="000000"/>
-              <w:left w:val="none" w:sz="0" w:space="0" w:color="000000"/>
-              <w:right w:val="none" w:sz="0" w:space="0" w:color="000000"/>
-            </w:tcBorders>
-            <w:shd w:val="clear" w:color="auto" w:fill="FFFFFF"/>
-            <w:tcMar>
-              <w:top w:w="0" w:type="dxa"/>
-              <w:bottom w:w="0" w:type="dxa"/>
-              <w:left w:w="0" w:type="dxa"/>
-              <w:right w:w="0" w:type="dxa"/>
-            </w:tcMar>
-            <w:vAlign w:val="top"/>
-          </w:tcPr>
-          <w:p>
-            <w:pPr>
-              <w:pStyle w:val="Normal"/>
-              <w:jc w:val="center"/>
-              <w:pBdr>
-                <w:bottom w:val="none" w:sz="0" w:space="0" w:color="000000"/>
-                <w:top w:val="none" w:sz="0" w:space="0" w:color="000000"/>
-                <w:left w:val="none" w:sz="0" w:space="0" w:color="000000"/>
-                <w:right w:val="none" w:sz="0" w:space="0" w:color="000000"/>
-              </w:pBdr>
-              <w:spacing w:after="100" w:before="100" w:line="240"/>
-              <w:ind w:left="100" w:right="100" w:firstLine="0" w:firstLineChars="0"/>
-              <w:rPr>
-                <w:rFonts w:ascii="Helvetica" w:hAnsi="Helvetica" w:eastAsia="Helvetica" w:cs="Helvetica"/>
-                <w:i w:val="false"/>
-                <w:b w:val="false"/>
-                <w:u w:val="none"/>
-                <w:sz w:val="22"/>
-                <w:szCs w:val="22"/>
-                <w:color w:val="000000"/>
-              </w:rPr>
-            </w:pPr>
-            <w:r>
-              <w:rPr>
-                <w:rFonts w:ascii="Helvetica" w:hAnsi="Helvetica" w:eastAsia="Helvetica" w:cs="Helvetica"/>
-                <w:i w:val="false"/>
-                <w:b w:val="false"/>
-                <w:u w:val="none"/>
-                <w:sz w:val="22"/>
-                <w:szCs w:val="22"/>
-                <w:color w:val="000000"/>
-              </w:rPr>
-              <w:t xml:space="preserve">-16, 36</w:t>
-            </w:r>
-          </w:p>
-        </w:tc>
-        <w:tc>
-          <w:tcPr>
-            <w:tcBorders>
-              <w:bottom w:val="none" w:sz="0" w:space="0" w:color="000000"/>
-              <w:top w:val="none" w:sz="0" w:space="0" w:color="000000"/>
-              <w:left w:val="none" w:sz="0" w:space="0" w:color="000000"/>
-              <w:right w:val="none" w:sz="0" w:space="0" w:color="000000"/>
-            </w:tcBorders>
-            <w:shd w:val="clear" w:color="auto" w:fill="FFFFFF"/>
-            <w:tcMar>
-              <w:top w:w="0" w:type="dxa"/>
-              <w:bottom w:w="0" w:type="dxa"/>
-              <w:left w:w="0" w:type="dxa"/>
-              <w:right w:w="0" w:type="dxa"/>
-            </w:tcMar>
-            <w:vAlign w:val="top"/>
-          </w:tcPr>
-          <w:p>
-            <w:pPr>
-              <w:pStyle w:val="Normal"/>
-              <w:jc w:val="center"/>
-              <w:pBdr>
-                <w:bottom w:val="none" w:sz="0" w:space="0" w:color="000000"/>
-                <w:top w:val="none" w:sz="0" w:space="0" w:color="000000"/>
-                <w:left w:val="none" w:sz="0" w:space="0" w:color="000000"/>
-                <w:right w:val="none" w:sz="0" w:space="0" w:color="000000"/>
-              </w:pBdr>
-              <w:spacing w:after="100" w:before="100" w:line="240"/>
-              <w:ind w:left="100" w:right="100" w:firstLine="0" w:firstLineChars="0"/>
-              <w:rPr>
-                <w:rFonts w:ascii="Helvetica" w:hAnsi="Helvetica" w:eastAsia="Helvetica" w:cs="Helvetica"/>
-                <w:i w:val="false"/>
-                <w:b w:val="false"/>
-                <w:u w:val="none"/>
-                <w:sz w:val="22"/>
-                <w:szCs w:val="22"/>
-                <w:color w:val="000000"/>
-              </w:rPr>
-            </w:pPr>
-            <w:r>
-              <w:rPr>
-                <w:rFonts w:ascii="Helvetica" w:hAnsi="Helvetica" w:eastAsia="Helvetica" w:cs="Helvetica"/>
-                <w:i w:val="false"/>
-                <w:b w:val="false"/>
-                <w:u w:val="none"/>
-                <w:sz w:val="22"/>
-                <w:szCs w:val="22"/>
-                <w:color w:val="000000"/>
-              </w:rPr>
-              <w:t xml:space="preserve">0.446</w:t>
+              <w:t xml:space="preserve">9.4</w:t>
+            </w:r>
+          </w:p>
+        </w:tc>
+        <w:tc>
+          <w:tcPr>
+            <w:tcBorders>
+              <w:bottom w:val="none" w:sz="0" w:space="0" w:color="000000"/>
+              <w:top w:val="none" w:sz="0" w:space="0" w:color="000000"/>
+              <w:left w:val="none" w:sz="0" w:space="0" w:color="000000"/>
+              <w:right w:val="none" w:sz="0" w:space="0" w:color="000000"/>
+            </w:tcBorders>
+            <w:shd w:val="clear" w:color="auto" w:fill="FFFFFF"/>
+            <w:tcMar>
+              <w:top w:w="0" w:type="dxa"/>
+              <w:bottom w:w="0" w:type="dxa"/>
+              <w:left w:w="0" w:type="dxa"/>
+              <w:right w:w="0" w:type="dxa"/>
+            </w:tcMar>
+            <w:vAlign w:val="top"/>
+          </w:tcPr>
+          <w:p>
+            <w:pPr>
+              <w:pStyle w:val="Normal"/>
+              <w:jc w:val="center"/>
+              <w:pBdr>
+                <w:bottom w:val="none" w:sz="0" w:space="0" w:color="000000"/>
+                <w:top w:val="none" w:sz="0" w:space="0" w:color="000000"/>
+                <w:left w:val="none" w:sz="0" w:space="0" w:color="000000"/>
+                <w:right w:val="none" w:sz="0" w:space="0" w:color="000000"/>
+              </w:pBdr>
+              <w:spacing w:after="100" w:before="100" w:line="240"/>
+              <w:ind w:left="100" w:right="100" w:firstLine="0" w:firstLineChars="0"/>
+              <w:rPr>
+                <w:rFonts w:ascii="Helvetica" w:hAnsi="Helvetica" w:eastAsia="Helvetica" w:cs="Helvetica"/>
+                <w:i w:val="false"/>
+                <w:b w:val="false"/>
+                <w:u w:val="none"/>
+                <w:sz w:val="22"/>
+                <w:szCs w:val="22"/>
+                <w:color w:val="000000"/>
+              </w:rPr>
+            </w:pPr>
+            <w:r>
+              <w:rPr>
+                <w:rFonts w:ascii="Helvetica" w:hAnsi="Helvetica" w:eastAsia="Helvetica" w:cs="Helvetica"/>
+                <w:i w:val="false"/>
+                <w:b w:val="false"/>
+                <w:u w:val="none"/>
+                <w:sz w:val="22"/>
+                <w:szCs w:val="22"/>
+                <w:color w:val="000000"/>
+              </w:rPr>
+              <w:t xml:space="preserve">-16, 35</w:t>
+            </w:r>
+          </w:p>
+        </w:tc>
+        <w:tc>
+          <w:tcPr>
+            <w:tcBorders>
+              <w:bottom w:val="none" w:sz="0" w:space="0" w:color="000000"/>
+              <w:top w:val="none" w:sz="0" w:space="0" w:color="000000"/>
+              <w:left w:val="none" w:sz="0" w:space="0" w:color="000000"/>
+              <w:right w:val="none" w:sz="0" w:space="0" w:color="000000"/>
+            </w:tcBorders>
+            <w:shd w:val="clear" w:color="auto" w:fill="FFFFFF"/>
+            <w:tcMar>
+              <w:top w:w="0" w:type="dxa"/>
+              <w:bottom w:w="0" w:type="dxa"/>
+              <w:left w:w="0" w:type="dxa"/>
+              <w:right w:w="0" w:type="dxa"/>
+            </w:tcMar>
+            <w:vAlign w:val="top"/>
+          </w:tcPr>
+          <w:p>
+            <w:pPr>
+              <w:pStyle w:val="Normal"/>
+              <w:jc w:val="center"/>
+              <w:pBdr>
+                <w:bottom w:val="none" w:sz="0" w:space="0" w:color="000000"/>
+                <w:top w:val="none" w:sz="0" w:space="0" w:color="000000"/>
+                <w:left w:val="none" w:sz="0" w:space="0" w:color="000000"/>
+                <w:right w:val="none" w:sz="0" w:space="0" w:color="000000"/>
+              </w:pBdr>
+              <w:spacing w:after="100" w:before="100" w:line="240"/>
+              <w:ind w:left="100" w:right="100" w:firstLine="0" w:firstLineChars="0"/>
+              <w:rPr>
+                <w:rFonts w:ascii="Helvetica" w:hAnsi="Helvetica" w:eastAsia="Helvetica" w:cs="Helvetica"/>
+                <w:i w:val="false"/>
+                <w:b w:val="false"/>
+                <w:u w:val="none"/>
+                <w:sz w:val="22"/>
+                <w:szCs w:val="22"/>
+                <w:color w:val="000000"/>
+              </w:rPr>
+            </w:pPr>
+            <w:r>
+              <w:rPr>
+                <w:rFonts w:ascii="Helvetica" w:hAnsi="Helvetica" w:eastAsia="Helvetica" w:cs="Helvetica"/>
+                <w:i w:val="false"/>
+                <w:b w:val="false"/>
+                <w:u w:val="none"/>
+                <w:sz w:val="22"/>
+                <w:szCs w:val="22"/>
+                <w:color w:val="000000"/>
+              </w:rPr>
+              <w:t xml:space="preserve">0.469</w:t>
             </w:r>
           </w:p>
         </w:tc>
@@ -8375,60 +8375,60 @@
                 <w:szCs w:val="22"/>
                 <w:color w:val="000000"/>
               </w:rPr>
-              <w:t xml:space="preserve">-11, 50</w:t>
-            </w:r>
-          </w:p>
-        </w:tc>
-        <w:tc>
-          <w:tcPr>
-            <w:tcBorders>
-              <w:bottom w:val="none" w:sz="0" w:space="0" w:color="000000"/>
-              <w:top w:val="none" w:sz="0" w:space="0" w:color="000000"/>
-              <w:left w:val="none" w:sz="0" w:space="0" w:color="000000"/>
-              <w:right w:val="none" w:sz="0" w:space="0" w:color="000000"/>
-            </w:tcBorders>
-            <w:shd w:val="clear" w:color="auto" w:fill="FFFFFF"/>
-            <w:tcMar>
-              <w:top w:w="0" w:type="dxa"/>
-              <w:bottom w:w="0" w:type="dxa"/>
-              <w:left w:w="0" w:type="dxa"/>
-              <w:right w:w="0" w:type="dxa"/>
-            </w:tcMar>
-            <w:vAlign w:val="top"/>
-          </w:tcPr>
-          <w:p>
-            <w:pPr>
-              <w:pStyle w:val="Normal"/>
-              <w:jc w:val="center"/>
-              <w:pBdr>
-                <w:bottom w:val="none" w:sz="0" w:space="0" w:color="000000"/>
-                <w:top w:val="none" w:sz="0" w:space="0" w:color="000000"/>
-                <w:left w:val="none" w:sz="0" w:space="0" w:color="000000"/>
-                <w:right w:val="none" w:sz="0" w:space="0" w:color="000000"/>
-              </w:pBdr>
-              <w:spacing w:after="100" w:before="100" w:line="240"/>
-              <w:ind w:left="100" w:right="100" w:firstLine="0" w:firstLineChars="0"/>
-              <w:rPr>
-                <w:rFonts w:ascii="Helvetica" w:hAnsi="Helvetica" w:eastAsia="Helvetica" w:cs="Helvetica"/>
-                <w:i w:val="false"/>
-                <w:b w:val="false"/>
-                <w:u w:val="none"/>
-                <w:sz w:val="22"/>
-                <w:szCs w:val="22"/>
-                <w:color w:val="000000"/>
-              </w:rPr>
-            </w:pPr>
-            <w:r>
-              <w:rPr>
-                <w:rFonts w:ascii="Helvetica" w:hAnsi="Helvetica" w:eastAsia="Helvetica" w:cs="Helvetica"/>
-                <w:i w:val="false"/>
-                <w:b w:val="false"/>
-                <w:u w:val="none"/>
-                <w:sz w:val="22"/>
-                <w:szCs w:val="22"/>
-                <w:color w:val="000000"/>
-              </w:rPr>
-              <w:t xml:space="preserve">0.204</w:t>
+              <w:t xml:space="preserve">-11, 49</w:t>
+            </w:r>
+          </w:p>
+        </w:tc>
+        <w:tc>
+          <w:tcPr>
+            <w:tcBorders>
+              <w:bottom w:val="none" w:sz="0" w:space="0" w:color="000000"/>
+              <w:top w:val="none" w:sz="0" w:space="0" w:color="000000"/>
+              <w:left w:val="none" w:sz="0" w:space="0" w:color="000000"/>
+              <w:right w:val="none" w:sz="0" w:space="0" w:color="000000"/>
+            </w:tcBorders>
+            <w:shd w:val="clear" w:color="auto" w:fill="FFFFFF"/>
+            <w:tcMar>
+              <w:top w:w="0" w:type="dxa"/>
+              <w:bottom w:w="0" w:type="dxa"/>
+              <w:left w:w="0" w:type="dxa"/>
+              <w:right w:w="0" w:type="dxa"/>
+            </w:tcMar>
+            <w:vAlign w:val="top"/>
+          </w:tcPr>
+          <w:p>
+            <w:pPr>
+              <w:pStyle w:val="Normal"/>
+              <w:jc w:val="center"/>
+              <w:pBdr>
+                <w:bottom w:val="none" w:sz="0" w:space="0" w:color="000000"/>
+                <w:top w:val="none" w:sz="0" w:space="0" w:color="000000"/>
+                <w:left w:val="none" w:sz="0" w:space="0" w:color="000000"/>
+                <w:right w:val="none" w:sz="0" w:space="0" w:color="000000"/>
+              </w:pBdr>
+              <w:spacing w:after="100" w:before="100" w:line="240"/>
+              <w:ind w:left="100" w:right="100" w:firstLine="0" w:firstLineChars="0"/>
+              <w:rPr>
+                <w:rFonts w:ascii="Helvetica" w:hAnsi="Helvetica" w:eastAsia="Helvetica" w:cs="Helvetica"/>
+                <w:i w:val="false"/>
+                <w:b w:val="false"/>
+                <w:u w:val="none"/>
+                <w:sz w:val="22"/>
+                <w:szCs w:val="22"/>
+                <w:color w:val="000000"/>
+              </w:rPr>
+            </w:pPr>
+            <w:r>
+              <w:rPr>
+                <w:rFonts w:ascii="Helvetica" w:hAnsi="Helvetica" w:eastAsia="Helvetica" w:cs="Helvetica"/>
+                <w:i w:val="false"/>
+                <w:b w:val="false"/>
+                <w:u w:val="none"/>
+                <w:sz w:val="22"/>
+                <w:szCs w:val="22"/>
+                <w:color w:val="000000"/>
+              </w:rPr>
+              <w:t xml:space="preserve">0.218</w:t>
             </w:r>
           </w:p>
         </w:tc>
@@ -8805,113 +8805,113 @@
                 <w:szCs w:val="22"/>
                 <w:color w:val="000000"/>
               </w:rPr>
-              <w:t xml:space="preserve">23</w:t>
-            </w:r>
-          </w:p>
-        </w:tc>
-        <w:tc>
-          <w:tcPr>
-            <w:tcBorders>
-              <w:bottom w:val="none" w:sz="0" w:space="0" w:color="000000"/>
-              <w:top w:val="none" w:sz="0" w:space="0" w:color="000000"/>
-              <w:left w:val="none" w:sz="0" w:space="0" w:color="000000"/>
-              <w:right w:val="none" w:sz="0" w:space="0" w:color="000000"/>
-            </w:tcBorders>
-            <w:shd w:val="clear" w:color="auto" w:fill="FFFFFF"/>
-            <w:tcMar>
-              <w:top w:w="0" w:type="dxa"/>
-              <w:bottom w:w="0" w:type="dxa"/>
-              <w:left w:w="0" w:type="dxa"/>
-              <w:right w:w="0" w:type="dxa"/>
-            </w:tcMar>
-            <w:vAlign w:val="top"/>
-          </w:tcPr>
-          <w:p>
-            <w:pPr>
-              <w:pStyle w:val="Normal"/>
-              <w:jc w:val="center"/>
-              <w:pBdr>
-                <w:bottom w:val="none" w:sz="0" w:space="0" w:color="000000"/>
-                <w:top w:val="none" w:sz="0" w:space="0" w:color="000000"/>
-                <w:left w:val="none" w:sz="0" w:space="0" w:color="000000"/>
-                <w:right w:val="none" w:sz="0" w:space="0" w:color="000000"/>
-              </w:pBdr>
-              <w:spacing w:after="100" w:before="100" w:line="240"/>
-              <w:ind w:left="100" w:right="100" w:firstLine="0" w:firstLineChars="0"/>
-              <w:rPr>
-                <w:rFonts w:ascii="Helvetica" w:hAnsi="Helvetica" w:eastAsia="Helvetica" w:cs="Helvetica"/>
-                <w:i w:val="false"/>
-                <w:b w:val="false"/>
-                <w:u w:val="none"/>
-                <w:sz w:val="22"/>
-                <w:szCs w:val="22"/>
-                <w:color w:val="000000"/>
-              </w:rPr>
-            </w:pPr>
-            <w:r>
-              <w:rPr>
-                <w:rFonts w:ascii="Helvetica" w:hAnsi="Helvetica" w:eastAsia="Helvetica" w:cs="Helvetica"/>
-                <w:i w:val="false"/>
-                <w:b w:val="false"/>
-                <w:u w:val="none"/>
-                <w:sz w:val="22"/>
-                <w:szCs w:val="22"/>
-                <w:color w:val="000000"/>
-              </w:rPr>
-              <w:t xml:space="preserve">-16, 63</w:t>
-            </w:r>
-          </w:p>
-        </w:tc>
-        <w:tc>
-          <w:tcPr>
-            <w:tcBorders>
-              <w:bottom w:val="none" w:sz="0" w:space="0" w:color="000000"/>
-              <w:top w:val="none" w:sz="0" w:space="0" w:color="000000"/>
-              <w:left w:val="none" w:sz="0" w:space="0" w:color="000000"/>
-              <w:right w:val="none" w:sz="0" w:space="0" w:color="000000"/>
-            </w:tcBorders>
-            <w:shd w:val="clear" w:color="auto" w:fill="FFFFFF"/>
-            <w:tcMar>
-              <w:top w:w="0" w:type="dxa"/>
-              <w:bottom w:w="0" w:type="dxa"/>
-              <w:left w:w="0" w:type="dxa"/>
-              <w:right w:w="0" w:type="dxa"/>
-            </w:tcMar>
-            <w:vAlign w:val="top"/>
-          </w:tcPr>
-          <w:p>
-            <w:pPr>
-              <w:pStyle w:val="Normal"/>
-              <w:jc w:val="center"/>
-              <w:pBdr>
-                <w:bottom w:val="none" w:sz="0" w:space="0" w:color="000000"/>
-                <w:top w:val="none" w:sz="0" w:space="0" w:color="000000"/>
-                <w:left w:val="none" w:sz="0" w:space="0" w:color="000000"/>
-                <w:right w:val="none" w:sz="0" w:space="0" w:color="000000"/>
-              </w:pBdr>
-              <w:spacing w:after="100" w:before="100" w:line="240"/>
-              <w:ind w:left="100" w:right="100" w:firstLine="0" w:firstLineChars="0"/>
-              <w:rPr>
-                <w:rFonts w:ascii="Helvetica" w:hAnsi="Helvetica" w:eastAsia="Helvetica" w:cs="Helvetica"/>
-                <w:i w:val="false"/>
-                <w:b w:val="false"/>
-                <w:u w:val="none"/>
-                <w:sz w:val="22"/>
-                <w:szCs w:val="22"/>
-                <w:color w:val="000000"/>
-              </w:rPr>
-            </w:pPr>
-            <w:r>
-              <w:rPr>
-                <w:rFonts w:ascii="Helvetica" w:hAnsi="Helvetica" w:eastAsia="Helvetica" w:cs="Helvetica"/>
-                <w:i w:val="false"/>
-                <w:b w:val="false"/>
-                <w:u w:val="none"/>
-                <w:sz w:val="22"/>
-                <w:szCs w:val="22"/>
-                <w:color w:val="000000"/>
-              </w:rPr>
-              <w:t xml:space="preserve">0.241</w:t>
+              <w:t xml:space="preserve">22</w:t>
+            </w:r>
+          </w:p>
+        </w:tc>
+        <w:tc>
+          <w:tcPr>
+            <w:tcBorders>
+              <w:bottom w:val="none" w:sz="0" w:space="0" w:color="000000"/>
+              <w:top w:val="none" w:sz="0" w:space="0" w:color="000000"/>
+              <w:left w:val="none" w:sz="0" w:space="0" w:color="000000"/>
+              <w:right w:val="none" w:sz="0" w:space="0" w:color="000000"/>
+            </w:tcBorders>
+            <w:shd w:val="clear" w:color="auto" w:fill="FFFFFF"/>
+            <w:tcMar>
+              <w:top w:w="0" w:type="dxa"/>
+              <w:bottom w:w="0" w:type="dxa"/>
+              <w:left w:w="0" w:type="dxa"/>
+              <w:right w:w="0" w:type="dxa"/>
+            </w:tcMar>
+            <w:vAlign w:val="top"/>
+          </w:tcPr>
+          <w:p>
+            <w:pPr>
+              <w:pStyle w:val="Normal"/>
+              <w:jc w:val="center"/>
+              <w:pBdr>
+                <w:bottom w:val="none" w:sz="0" w:space="0" w:color="000000"/>
+                <w:top w:val="none" w:sz="0" w:space="0" w:color="000000"/>
+                <w:left w:val="none" w:sz="0" w:space="0" w:color="000000"/>
+                <w:right w:val="none" w:sz="0" w:space="0" w:color="000000"/>
+              </w:pBdr>
+              <w:spacing w:after="100" w:before="100" w:line="240"/>
+              <w:ind w:left="100" w:right="100" w:firstLine="0" w:firstLineChars="0"/>
+              <w:rPr>
+                <w:rFonts w:ascii="Helvetica" w:hAnsi="Helvetica" w:eastAsia="Helvetica" w:cs="Helvetica"/>
+                <w:i w:val="false"/>
+                <w:b w:val="false"/>
+                <w:u w:val="none"/>
+                <w:sz w:val="22"/>
+                <w:szCs w:val="22"/>
+                <w:color w:val="000000"/>
+              </w:rPr>
+            </w:pPr>
+            <w:r>
+              <w:rPr>
+                <w:rFonts w:ascii="Helvetica" w:hAnsi="Helvetica" w:eastAsia="Helvetica" w:cs="Helvetica"/>
+                <w:i w:val="false"/>
+                <w:b w:val="false"/>
+                <w:u w:val="none"/>
+                <w:sz w:val="22"/>
+                <w:szCs w:val="22"/>
+                <w:color w:val="000000"/>
+              </w:rPr>
+              <w:t xml:space="preserve">-17, 61</w:t>
+            </w:r>
+          </w:p>
+        </w:tc>
+        <w:tc>
+          <w:tcPr>
+            <w:tcBorders>
+              <w:bottom w:val="none" w:sz="0" w:space="0" w:color="000000"/>
+              <w:top w:val="none" w:sz="0" w:space="0" w:color="000000"/>
+              <w:left w:val="none" w:sz="0" w:space="0" w:color="000000"/>
+              <w:right w:val="none" w:sz="0" w:space="0" w:color="000000"/>
+            </w:tcBorders>
+            <w:shd w:val="clear" w:color="auto" w:fill="FFFFFF"/>
+            <w:tcMar>
+              <w:top w:w="0" w:type="dxa"/>
+              <w:bottom w:w="0" w:type="dxa"/>
+              <w:left w:w="0" w:type="dxa"/>
+              <w:right w:w="0" w:type="dxa"/>
+            </w:tcMar>
+            <w:vAlign w:val="top"/>
+          </w:tcPr>
+          <w:p>
+            <w:pPr>
+              <w:pStyle w:val="Normal"/>
+              <w:jc w:val="center"/>
+              <w:pBdr>
+                <w:bottom w:val="none" w:sz="0" w:space="0" w:color="000000"/>
+                <w:top w:val="none" w:sz="0" w:space="0" w:color="000000"/>
+                <w:left w:val="none" w:sz="0" w:space="0" w:color="000000"/>
+                <w:right w:val="none" w:sz="0" w:space="0" w:color="000000"/>
+              </w:pBdr>
+              <w:spacing w:after="100" w:before="100" w:line="240"/>
+              <w:ind w:left="100" w:right="100" w:firstLine="0" w:firstLineChars="0"/>
+              <w:rPr>
+                <w:rFonts w:ascii="Helvetica" w:hAnsi="Helvetica" w:eastAsia="Helvetica" w:cs="Helvetica"/>
+                <w:i w:val="false"/>
+                <w:b w:val="false"/>
+                <w:u w:val="none"/>
+                <w:sz w:val="22"/>
+                <w:szCs w:val="22"/>
+                <w:color w:val="000000"/>
+              </w:rPr>
+            </w:pPr>
+            <w:r>
+              <w:rPr>
+                <w:rFonts w:ascii="Helvetica" w:hAnsi="Helvetica" w:eastAsia="Helvetica" w:cs="Helvetica"/>
+                <w:i w:val="false"/>
+                <w:b w:val="false"/>
+                <w:u w:val="none"/>
+                <w:sz w:val="22"/>
+                <w:szCs w:val="22"/>
+                <w:color w:val="000000"/>
+              </w:rPr>
+              <w:t xml:space="preserve">0.266</w:t>
             </w:r>
           </w:p>
         </w:tc>
@@ -9288,113 +9288,113 @@
                 <w:szCs w:val="22"/>
                 <w:color w:val="000000"/>
               </w:rPr>
-              <w:t xml:space="preserve">6.4</w:t>
-            </w:r>
-          </w:p>
-        </w:tc>
-        <w:tc>
-          <w:tcPr>
-            <w:tcBorders>
-              <w:bottom w:val="none" w:sz="0" w:space="0" w:color="000000"/>
-              <w:top w:val="none" w:sz="0" w:space="0" w:color="000000"/>
-              <w:left w:val="none" w:sz="0" w:space="0" w:color="000000"/>
-              <w:right w:val="none" w:sz="0" w:space="0" w:color="000000"/>
-            </w:tcBorders>
-            <w:shd w:val="clear" w:color="auto" w:fill="FFFFFF"/>
-            <w:tcMar>
-              <w:top w:w="0" w:type="dxa"/>
-              <w:bottom w:w="0" w:type="dxa"/>
-              <w:left w:w="0" w:type="dxa"/>
-              <w:right w:w="0" w:type="dxa"/>
-            </w:tcMar>
-            <w:vAlign w:val="top"/>
-          </w:tcPr>
-          <w:p>
-            <w:pPr>
-              <w:pStyle w:val="Normal"/>
-              <w:jc w:val="center"/>
-              <w:pBdr>
-                <w:bottom w:val="none" w:sz="0" w:space="0" w:color="000000"/>
-                <w:top w:val="none" w:sz="0" w:space="0" w:color="000000"/>
-                <w:left w:val="none" w:sz="0" w:space="0" w:color="000000"/>
-                <w:right w:val="none" w:sz="0" w:space="0" w:color="000000"/>
-              </w:pBdr>
-              <w:spacing w:after="100" w:before="100" w:line="240"/>
-              <w:ind w:left="100" w:right="100" w:firstLine="0" w:firstLineChars="0"/>
-              <w:rPr>
-                <w:rFonts w:ascii="Helvetica" w:hAnsi="Helvetica" w:eastAsia="Helvetica" w:cs="Helvetica"/>
-                <w:i w:val="false"/>
-                <w:b w:val="false"/>
-                <w:u w:val="none"/>
-                <w:sz w:val="22"/>
-                <w:szCs w:val="22"/>
-                <w:color w:val="000000"/>
-              </w:rPr>
-            </w:pPr>
-            <w:r>
-              <w:rPr>
-                <w:rFonts w:ascii="Helvetica" w:hAnsi="Helvetica" w:eastAsia="Helvetica" w:cs="Helvetica"/>
-                <w:i w:val="false"/>
-                <w:b w:val="false"/>
-                <w:u w:val="none"/>
-                <w:sz w:val="22"/>
-                <w:szCs w:val="22"/>
-                <w:color w:val="000000"/>
-              </w:rPr>
-              <w:t xml:space="preserve">-26, 38</w:t>
-            </w:r>
-          </w:p>
-        </w:tc>
-        <w:tc>
-          <w:tcPr>
-            <w:tcBorders>
-              <w:bottom w:val="none" w:sz="0" w:space="0" w:color="000000"/>
-              <w:top w:val="none" w:sz="0" w:space="0" w:color="000000"/>
-              <w:left w:val="none" w:sz="0" w:space="0" w:color="000000"/>
-              <w:right w:val="none" w:sz="0" w:space="0" w:color="000000"/>
-            </w:tcBorders>
-            <w:shd w:val="clear" w:color="auto" w:fill="FFFFFF"/>
-            <w:tcMar>
-              <w:top w:w="0" w:type="dxa"/>
-              <w:bottom w:w="0" w:type="dxa"/>
-              <w:left w:w="0" w:type="dxa"/>
-              <w:right w:w="0" w:type="dxa"/>
-            </w:tcMar>
-            <w:vAlign w:val="top"/>
-          </w:tcPr>
-          <w:p>
-            <w:pPr>
-              <w:pStyle w:val="Normal"/>
-              <w:jc w:val="center"/>
-              <w:pBdr>
-                <w:bottom w:val="none" w:sz="0" w:space="0" w:color="000000"/>
-                <w:top w:val="none" w:sz="0" w:space="0" w:color="000000"/>
-                <w:left w:val="none" w:sz="0" w:space="0" w:color="000000"/>
-                <w:right w:val="none" w:sz="0" w:space="0" w:color="000000"/>
-              </w:pBdr>
-              <w:spacing w:after="100" w:before="100" w:line="240"/>
-              <w:ind w:left="100" w:right="100" w:firstLine="0" w:firstLineChars="0"/>
-              <w:rPr>
-                <w:rFonts w:ascii="Helvetica" w:hAnsi="Helvetica" w:eastAsia="Helvetica" w:cs="Helvetica"/>
-                <w:i w:val="false"/>
-                <w:b w:val="false"/>
-                <w:u w:val="none"/>
-                <w:sz w:val="22"/>
-                <w:szCs w:val="22"/>
-                <w:color w:val="000000"/>
-              </w:rPr>
-            </w:pPr>
-            <w:r>
-              <w:rPr>
-                <w:rFonts w:ascii="Helvetica" w:hAnsi="Helvetica" w:eastAsia="Helvetica" w:cs="Helvetica"/>
-                <w:i w:val="false"/>
-                <w:b w:val="false"/>
-                <w:u w:val="none"/>
-                <w:sz w:val="22"/>
-                <w:szCs w:val="22"/>
-                <w:color w:val="000000"/>
-              </w:rPr>
-              <w:t xml:space="preserve">0.689</w:t>
+              <w:t xml:space="preserve">4.4</w:t>
+            </w:r>
+          </w:p>
+        </w:tc>
+        <w:tc>
+          <w:tcPr>
+            <w:tcBorders>
+              <w:bottom w:val="none" w:sz="0" w:space="0" w:color="000000"/>
+              <w:top w:val="none" w:sz="0" w:space="0" w:color="000000"/>
+              <w:left w:val="none" w:sz="0" w:space="0" w:color="000000"/>
+              <w:right w:val="none" w:sz="0" w:space="0" w:color="000000"/>
+            </w:tcBorders>
+            <w:shd w:val="clear" w:color="auto" w:fill="FFFFFF"/>
+            <w:tcMar>
+              <w:top w:w="0" w:type="dxa"/>
+              <w:bottom w:w="0" w:type="dxa"/>
+              <w:left w:w="0" w:type="dxa"/>
+              <w:right w:w="0" w:type="dxa"/>
+            </w:tcMar>
+            <w:vAlign w:val="top"/>
+          </w:tcPr>
+          <w:p>
+            <w:pPr>
+              <w:pStyle w:val="Normal"/>
+              <w:jc w:val="center"/>
+              <w:pBdr>
+                <w:bottom w:val="none" w:sz="0" w:space="0" w:color="000000"/>
+                <w:top w:val="none" w:sz="0" w:space="0" w:color="000000"/>
+                <w:left w:val="none" w:sz="0" w:space="0" w:color="000000"/>
+                <w:right w:val="none" w:sz="0" w:space="0" w:color="000000"/>
+              </w:pBdr>
+              <w:spacing w:after="100" w:before="100" w:line="240"/>
+              <w:ind w:left="100" w:right="100" w:firstLine="0" w:firstLineChars="0"/>
+              <w:rPr>
+                <w:rFonts w:ascii="Helvetica" w:hAnsi="Helvetica" w:eastAsia="Helvetica" w:cs="Helvetica"/>
+                <w:i w:val="false"/>
+                <w:b w:val="false"/>
+                <w:u w:val="none"/>
+                <w:sz w:val="22"/>
+                <w:szCs w:val="22"/>
+                <w:color w:val="000000"/>
+              </w:rPr>
+            </w:pPr>
+            <w:r>
+              <w:rPr>
+                <w:rFonts w:ascii="Helvetica" w:hAnsi="Helvetica" w:eastAsia="Helvetica" w:cs="Helvetica"/>
+                <w:i w:val="false"/>
+                <w:b w:val="false"/>
+                <w:u w:val="none"/>
+                <w:sz w:val="22"/>
+                <w:szCs w:val="22"/>
+                <w:color w:val="000000"/>
+              </w:rPr>
+              <w:t xml:space="preserve">-27, 36</w:t>
+            </w:r>
+          </w:p>
+        </w:tc>
+        <w:tc>
+          <w:tcPr>
+            <w:tcBorders>
+              <w:bottom w:val="none" w:sz="0" w:space="0" w:color="000000"/>
+              <w:top w:val="none" w:sz="0" w:space="0" w:color="000000"/>
+              <w:left w:val="none" w:sz="0" w:space="0" w:color="000000"/>
+              <w:right w:val="none" w:sz="0" w:space="0" w:color="000000"/>
+            </w:tcBorders>
+            <w:shd w:val="clear" w:color="auto" w:fill="FFFFFF"/>
+            <w:tcMar>
+              <w:top w:w="0" w:type="dxa"/>
+              <w:bottom w:w="0" w:type="dxa"/>
+              <w:left w:w="0" w:type="dxa"/>
+              <w:right w:w="0" w:type="dxa"/>
+            </w:tcMar>
+            <w:vAlign w:val="top"/>
+          </w:tcPr>
+          <w:p>
+            <w:pPr>
+              <w:pStyle w:val="Normal"/>
+              <w:jc w:val="center"/>
+              <w:pBdr>
+                <w:bottom w:val="none" w:sz="0" w:space="0" w:color="000000"/>
+                <w:top w:val="none" w:sz="0" w:space="0" w:color="000000"/>
+                <w:left w:val="none" w:sz="0" w:space="0" w:color="000000"/>
+                <w:right w:val="none" w:sz="0" w:space="0" w:color="000000"/>
+              </w:pBdr>
+              <w:spacing w:after="100" w:before="100" w:line="240"/>
+              <w:ind w:left="100" w:right="100" w:firstLine="0" w:firstLineChars="0"/>
+              <w:rPr>
+                <w:rFonts w:ascii="Helvetica" w:hAnsi="Helvetica" w:eastAsia="Helvetica" w:cs="Helvetica"/>
+                <w:i w:val="false"/>
+                <w:b w:val="false"/>
+                <w:u w:val="none"/>
+                <w:sz w:val="22"/>
+                <w:szCs w:val="22"/>
+                <w:color w:val="000000"/>
+              </w:rPr>
+            </w:pPr>
+            <w:r>
+              <w:rPr>
+                <w:rFonts w:ascii="Helvetica" w:hAnsi="Helvetica" w:eastAsia="Helvetica" w:cs="Helvetica"/>
+                <w:i w:val="false"/>
+                <w:b w:val="false"/>
+                <w:u w:val="none"/>
+                <w:sz w:val="22"/>
+                <w:szCs w:val="22"/>
+                <w:color w:val="000000"/>
+              </w:rPr>
+              <w:t xml:space="preserve">0.782</w:t>
             </w:r>
           </w:p>
         </w:tc>
@@ -10737,113 +10737,113 @@
                 <w:szCs w:val="22"/>
                 <w:color w:val="000000"/>
               </w:rPr>
-              <w:t xml:space="preserve">-3.3</w:t>
-            </w:r>
-          </w:p>
-        </w:tc>
-        <w:tc>
-          <w:tcPr>
-            <w:tcBorders>
-              <w:bottom w:val="none" w:sz="0" w:space="0" w:color="000000"/>
-              <w:top w:val="none" w:sz="0" w:space="0" w:color="000000"/>
-              <w:left w:val="none" w:sz="0" w:space="0" w:color="000000"/>
-              <w:right w:val="none" w:sz="0" w:space="0" w:color="000000"/>
-            </w:tcBorders>
-            <w:shd w:val="clear" w:color="auto" w:fill="FFFFFF"/>
-            <w:tcMar>
-              <w:top w:w="0" w:type="dxa"/>
-              <w:bottom w:w="0" w:type="dxa"/>
-              <w:left w:w="0" w:type="dxa"/>
-              <w:right w:w="0" w:type="dxa"/>
-            </w:tcMar>
-            <w:vAlign w:val="top"/>
-          </w:tcPr>
-          <w:p>
-            <w:pPr>
-              <w:pStyle w:val="Normal"/>
-              <w:jc w:val="center"/>
-              <w:pBdr>
-                <w:bottom w:val="none" w:sz="0" w:space="0" w:color="000000"/>
-                <w:top w:val="none" w:sz="0" w:space="0" w:color="000000"/>
-                <w:left w:val="none" w:sz="0" w:space="0" w:color="000000"/>
-                <w:right w:val="none" w:sz="0" w:space="0" w:color="000000"/>
-              </w:pBdr>
-              <w:spacing w:after="100" w:before="100" w:line="240"/>
-              <w:ind w:left="100" w:right="100" w:firstLine="0" w:firstLineChars="0"/>
-              <w:rPr>
-                <w:rFonts w:ascii="Helvetica" w:hAnsi="Helvetica" w:eastAsia="Helvetica" w:cs="Helvetica"/>
-                <w:i w:val="false"/>
-                <w:b w:val="false"/>
-                <w:u w:val="none"/>
-                <w:sz w:val="22"/>
-                <w:szCs w:val="22"/>
-                <w:color w:val="000000"/>
-              </w:rPr>
-            </w:pPr>
-            <w:r>
-              <w:rPr>
-                <w:rFonts w:ascii="Helvetica" w:hAnsi="Helvetica" w:eastAsia="Helvetica" w:cs="Helvetica"/>
-                <w:i w:val="false"/>
-                <w:b w:val="false"/>
-                <w:u w:val="none"/>
-                <w:sz w:val="22"/>
-                <w:szCs w:val="22"/>
-                <w:color w:val="000000"/>
-              </w:rPr>
-              <w:t xml:space="preserve">-22, 15</w:t>
-            </w:r>
-          </w:p>
-        </w:tc>
-        <w:tc>
-          <w:tcPr>
-            <w:tcBorders>
-              <w:bottom w:val="none" w:sz="0" w:space="0" w:color="000000"/>
-              <w:top w:val="none" w:sz="0" w:space="0" w:color="000000"/>
-              <w:left w:val="none" w:sz="0" w:space="0" w:color="000000"/>
-              <w:right w:val="none" w:sz="0" w:space="0" w:color="000000"/>
-            </w:tcBorders>
-            <w:shd w:val="clear" w:color="auto" w:fill="FFFFFF"/>
-            <w:tcMar>
-              <w:top w:w="0" w:type="dxa"/>
-              <w:bottom w:w="0" w:type="dxa"/>
-              <w:left w:w="0" w:type="dxa"/>
-              <w:right w:w="0" w:type="dxa"/>
-            </w:tcMar>
-            <w:vAlign w:val="top"/>
-          </w:tcPr>
-          <w:p>
-            <w:pPr>
-              <w:pStyle w:val="Normal"/>
-              <w:jc w:val="center"/>
-              <w:pBdr>
-                <w:bottom w:val="none" w:sz="0" w:space="0" w:color="000000"/>
-                <w:top w:val="none" w:sz="0" w:space="0" w:color="000000"/>
-                <w:left w:val="none" w:sz="0" w:space="0" w:color="000000"/>
-                <w:right w:val="none" w:sz="0" w:space="0" w:color="000000"/>
-              </w:pBdr>
-              <w:spacing w:after="100" w:before="100" w:line="240"/>
-              <w:ind w:left="100" w:right="100" w:firstLine="0" w:firstLineChars="0"/>
-              <w:rPr>
-                <w:rFonts w:ascii="Helvetica" w:hAnsi="Helvetica" w:eastAsia="Helvetica" w:cs="Helvetica"/>
-                <w:i w:val="false"/>
-                <w:b w:val="false"/>
-                <w:u w:val="none"/>
-                <w:sz w:val="22"/>
-                <w:szCs w:val="22"/>
-                <w:color w:val="000000"/>
-              </w:rPr>
-            </w:pPr>
-            <w:r>
-              <w:rPr>
-                <w:rFonts w:ascii="Helvetica" w:hAnsi="Helvetica" w:eastAsia="Helvetica" w:cs="Helvetica"/>
-                <w:i w:val="false"/>
-                <w:b w:val="false"/>
-                <w:u w:val="none"/>
-                <w:sz w:val="22"/>
-                <w:szCs w:val="22"/>
-                <w:color w:val="000000"/>
-              </w:rPr>
-              <w:t xml:space="preserve">0.722</w:t>
+              <w:t xml:space="preserve">-2.4</w:t>
+            </w:r>
+          </w:p>
+        </w:tc>
+        <w:tc>
+          <w:tcPr>
+            <w:tcBorders>
+              <w:bottom w:val="none" w:sz="0" w:space="0" w:color="000000"/>
+              <w:top w:val="none" w:sz="0" w:space="0" w:color="000000"/>
+              <w:left w:val="none" w:sz="0" w:space="0" w:color="000000"/>
+              <w:right w:val="none" w:sz="0" w:space="0" w:color="000000"/>
+            </w:tcBorders>
+            <w:shd w:val="clear" w:color="auto" w:fill="FFFFFF"/>
+            <w:tcMar>
+              <w:top w:w="0" w:type="dxa"/>
+              <w:bottom w:w="0" w:type="dxa"/>
+              <w:left w:w="0" w:type="dxa"/>
+              <w:right w:w="0" w:type="dxa"/>
+            </w:tcMar>
+            <w:vAlign w:val="top"/>
+          </w:tcPr>
+          <w:p>
+            <w:pPr>
+              <w:pStyle w:val="Normal"/>
+              <w:jc w:val="center"/>
+              <w:pBdr>
+                <w:bottom w:val="none" w:sz="0" w:space="0" w:color="000000"/>
+                <w:top w:val="none" w:sz="0" w:space="0" w:color="000000"/>
+                <w:left w:val="none" w:sz="0" w:space="0" w:color="000000"/>
+                <w:right w:val="none" w:sz="0" w:space="0" w:color="000000"/>
+              </w:pBdr>
+              <w:spacing w:after="100" w:before="100" w:line="240"/>
+              <w:ind w:left="100" w:right="100" w:firstLine="0" w:firstLineChars="0"/>
+              <w:rPr>
+                <w:rFonts w:ascii="Helvetica" w:hAnsi="Helvetica" w:eastAsia="Helvetica" w:cs="Helvetica"/>
+                <w:i w:val="false"/>
+                <w:b w:val="false"/>
+                <w:u w:val="none"/>
+                <w:sz w:val="22"/>
+                <w:szCs w:val="22"/>
+                <w:color w:val="000000"/>
+              </w:rPr>
+            </w:pPr>
+            <w:r>
+              <w:rPr>
+                <w:rFonts w:ascii="Helvetica" w:hAnsi="Helvetica" w:eastAsia="Helvetica" w:cs="Helvetica"/>
+                <w:i w:val="false"/>
+                <w:b w:val="false"/>
+                <w:u w:val="none"/>
+                <w:sz w:val="22"/>
+                <w:szCs w:val="22"/>
+                <w:color w:val="000000"/>
+              </w:rPr>
+              <w:t xml:space="preserve">-21, 16</w:t>
+            </w:r>
+          </w:p>
+        </w:tc>
+        <w:tc>
+          <w:tcPr>
+            <w:tcBorders>
+              <w:bottom w:val="none" w:sz="0" w:space="0" w:color="000000"/>
+              <w:top w:val="none" w:sz="0" w:space="0" w:color="000000"/>
+              <w:left w:val="none" w:sz="0" w:space="0" w:color="000000"/>
+              <w:right w:val="none" w:sz="0" w:space="0" w:color="000000"/>
+            </w:tcBorders>
+            <w:shd w:val="clear" w:color="auto" w:fill="FFFFFF"/>
+            <w:tcMar>
+              <w:top w:w="0" w:type="dxa"/>
+              <w:bottom w:w="0" w:type="dxa"/>
+              <w:left w:w="0" w:type="dxa"/>
+              <w:right w:w="0" w:type="dxa"/>
+            </w:tcMar>
+            <w:vAlign w:val="top"/>
+          </w:tcPr>
+          <w:p>
+            <w:pPr>
+              <w:pStyle w:val="Normal"/>
+              <w:jc w:val="center"/>
+              <w:pBdr>
+                <w:bottom w:val="none" w:sz="0" w:space="0" w:color="000000"/>
+                <w:top w:val="none" w:sz="0" w:space="0" w:color="000000"/>
+                <w:left w:val="none" w:sz="0" w:space="0" w:color="000000"/>
+                <w:right w:val="none" w:sz="0" w:space="0" w:color="000000"/>
+              </w:pBdr>
+              <w:spacing w:after="100" w:before="100" w:line="240"/>
+              <w:ind w:left="100" w:right="100" w:firstLine="0" w:firstLineChars="0"/>
+              <w:rPr>
+                <w:rFonts w:ascii="Helvetica" w:hAnsi="Helvetica" w:eastAsia="Helvetica" w:cs="Helvetica"/>
+                <w:i w:val="false"/>
+                <w:b w:val="false"/>
+                <w:u w:val="none"/>
+                <w:sz w:val="22"/>
+                <w:szCs w:val="22"/>
+                <w:color w:val="000000"/>
+              </w:rPr>
+            </w:pPr>
+            <w:r>
+              <w:rPr>
+                <w:rFonts w:ascii="Helvetica" w:hAnsi="Helvetica" w:eastAsia="Helvetica" w:cs="Helvetica"/>
+                <w:i w:val="false"/>
+                <w:b w:val="false"/>
+                <w:u w:val="none"/>
+                <w:sz w:val="22"/>
+                <w:szCs w:val="22"/>
+                <w:color w:val="000000"/>
+              </w:rPr>
+              <w:t xml:space="preserve">0.796</w:t>
             </w:r>
           </w:p>
         </w:tc>
@@ -11220,113 +11220,113 @@
                 <w:szCs w:val="22"/>
                 <w:color w:val="000000"/>
               </w:rPr>
-              <w:t xml:space="preserve">-12</w:t>
-            </w:r>
-          </w:p>
-        </w:tc>
-        <w:tc>
-          <w:tcPr>
-            <w:tcBorders>
-              <w:bottom w:val="none" w:sz="0" w:space="0" w:color="000000"/>
-              <w:top w:val="none" w:sz="0" w:space="0" w:color="000000"/>
-              <w:left w:val="none" w:sz="0" w:space="0" w:color="000000"/>
-              <w:right w:val="none" w:sz="0" w:space="0" w:color="000000"/>
-            </w:tcBorders>
-            <w:shd w:val="clear" w:color="auto" w:fill="FFFFFF"/>
-            <w:tcMar>
-              <w:top w:w="0" w:type="dxa"/>
-              <w:bottom w:w="0" w:type="dxa"/>
-              <w:left w:w="0" w:type="dxa"/>
-              <w:right w:w="0" w:type="dxa"/>
-            </w:tcMar>
-            <w:vAlign w:val="top"/>
-          </w:tcPr>
-          <w:p>
-            <w:pPr>
-              <w:pStyle w:val="Normal"/>
-              <w:jc w:val="center"/>
-              <w:pBdr>
-                <w:bottom w:val="none" w:sz="0" w:space="0" w:color="000000"/>
-                <w:top w:val="none" w:sz="0" w:space="0" w:color="000000"/>
-                <w:left w:val="none" w:sz="0" w:space="0" w:color="000000"/>
-                <w:right w:val="none" w:sz="0" w:space="0" w:color="000000"/>
-              </w:pBdr>
-              <w:spacing w:after="100" w:before="100" w:line="240"/>
-              <w:ind w:left="100" w:right="100" w:firstLine="0" w:firstLineChars="0"/>
-              <w:rPr>
-                <w:rFonts w:ascii="Helvetica" w:hAnsi="Helvetica" w:eastAsia="Helvetica" w:cs="Helvetica"/>
-                <w:i w:val="false"/>
-                <w:b w:val="false"/>
-                <w:u w:val="none"/>
-                <w:sz w:val="22"/>
-                <w:szCs w:val="22"/>
-                <w:color w:val="000000"/>
-              </w:rPr>
-            </w:pPr>
-            <w:r>
-              <w:rPr>
-                <w:rFonts w:ascii="Helvetica" w:hAnsi="Helvetica" w:eastAsia="Helvetica" w:cs="Helvetica"/>
-                <w:i w:val="false"/>
-                <w:b w:val="false"/>
-                <w:u w:val="none"/>
-                <w:sz w:val="22"/>
-                <w:szCs w:val="22"/>
-                <w:color w:val="000000"/>
-              </w:rPr>
-              <w:t xml:space="preserve">-29, 4.7</w:t>
-            </w:r>
-          </w:p>
-        </w:tc>
-        <w:tc>
-          <w:tcPr>
-            <w:tcBorders>
-              <w:bottom w:val="none" w:sz="0" w:space="0" w:color="000000"/>
-              <w:top w:val="none" w:sz="0" w:space="0" w:color="000000"/>
-              <w:left w:val="none" w:sz="0" w:space="0" w:color="000000"/>
-              <w:right w:val="none" w:sz="0" w:space="0" w:color="000000"/>
-            </w:tcBorders>
-            <w:shd w:val="clear" w:color="auto" w:fill="FFFFFF"/>
-            <w:tcMar>
-              <w:top w:w="0" w:type="dxa"/>
-              <w:bottom w:w="0" w:type="dxa"/>
-              <w:left w:w="0" w:type="dxa"/>
-              <w:right w:w="0" w:type="dxa"/>
-            </w:tcMar>
-            <w:vAlign w:val="top"/>
-          </w:tcPr>
-          <w:p>
-            <w:pPr>
-              <w:pStyle w:val="Normal"/>
-              <w:jc w:val="center"/>
-              <w:pBdr>
-                <w:bottom w:val="none" w:sz="0" w:space="0" w:color="000000"/>
-                <w:top w:val="none" w:sz="0" w:space="0" w:color="000000"/>
-                <w:left w:val="none" w:sz="0" w:space="0" w:color="000000"/>
-                <w:right w:val="none" w:sz="0" w:space="0" w:color="000000"/>
-              </w:pBdr>
-              <w:spacing w:after="100" w:before="100" w:line="240"/>
-              <w:ind w:left="100" w:right="100" w:firstLine="0" w:firstLineChars="0"/>
-              <w:rPr>
-                <w:rFonts w:ascii="Helvetica" w:hAnsi="Helvetica" w:eastAsia="Helvetica" w:cs="Helvetica"/>
-                <w:i w:val="false"/>
-                <w:b w:val="false"/>
-                <w:u w:val="none"/>
-                <w:sz w:val="22"/>
-                <w:szCs w:val="22"/>
-                <w:color w:val="000000"/>
-              </w:rPr>
-            </w:pPr>
-            <w:r>
-              <w:rPr>
-                <w:rFonts w:ascii="Helvetica" w:hAnsi="Helvetica" w:eastAsia="Helvetica" w:cs="Helvetica"/>
-                <w:i w:val="false"/>
-                <w:b w:val="false"/>
-                <w:u w:val="none"/>
-                <w:sz w:val="22"/>
-                <w:szCs w:val="22"/>
-                <w:color w:val="000000"/>
-              </w:rPr>
-              <w:t xml:space="preserve">0.153</w:t>
+              <w:t xml:space="preserve">-11</w:t>
+            </w:r>
+          </w:p>
+        </w:tc>
+        <w:tc>
+          <w:tcPr>
+            <w:tcBorders>
+              <w:bottom w:val="none" w:sz="0" w:space="0" w:color="000000"/>
+              <w:top w:val="none" w:sz="0" w:space="0" w:color="000000"/>
+              <w:left w:val="none" w:sz="0" w:space="0" w:color="000000"/>
+              <w:right w:val="none" w:sz="0" w:space="0" w:color="000000"/>
+            </w:tcBorders>
+            <w:shd w:val="clear" w:color="auto" w:fill="FFFFFF"/>
+            <w:tcMar>
+              <w:top w:w="0" w:type="dxa"/>
+              <w:bottom w:w="0" w:type="dxa"/>
+              <w:left w:w="0" w:type="dxa"/>
+              <w:right w:w="0" w:type="dxa"/>
+            </w:tcMar>
+            <w:vAlign w:val="top"/>
+          </w:tcPr>
+          <w:p>
+            <w:pPr>
+              <w:pStyle w:val="Normal"/>
+              <w:jc w:val="center"/>
+              <w:pBdr>
+                <w:bottom w:val="none" w:sz="0" w:space="0" w:color="000000"/>
+                <w:top w:val="none" w:sz="0" w:space="0" w:color="000000"/>
+                <w:left w:val="none" w:sz="0" w:space="0" w:color="000000"/>
+                <w:right w:val="none" w:sz="0" w:space="0" w:color="000000"/>
+              </w:pBdr>
+              <w:spacing w:after="100" w:before="100" w:line="240"/>
+              <w:ind w:left="100" w:right="100" w:firstLine="0" w:firstLineChars="0"/>
+              <w:rPr>
+                <w:rFonts w:ascii="Helvetica" w:hAnsi="Helvetica" w:eastAsia="Helvetica" w:cs="Helvetica"/>
+                <w:i w:val="false"/>
+                <w:b w:val="false"/>
+                <w:u w:val="none"/>
+                <w:sz w:val="22"/>
+                <w:szCs w:val="22"/>
+                <w:color w:val="000000"/>
+              </w:rPr>
+            </w:pPr>
+            <w:r>
+              <w:rPr>
+                <w:rFonts w:ascii="Helvetica" w:hAnsi="Helvetica" w:eastAsia="Helvetica" w:cs="Helvetica"/>
+                <w:i w:val="false"/>
+                <w:b w:val="false"/>
+                <w:u w:val="none"/>
+                <w:sz w:val="22"/>
+                <w:szCs w:val="22"/>
+                <w:color w:val="000000"/>
+              </w:rPr>
+              <w:t xml:space="preserve">-28, 5.9</w:t>
+            </w:r>
+          </w:p>
+        </w:tc>
+        <w:tc>
+          <w:tcPr>
+            <w:tcBorders>
+              <w:bottom w:val="none" w:sz="0" w:space="0" w:color="000000"/>
+              <w:top w:val="none" w:sz="0" w:space="0" w:color="000000"/>
+              <w:left w:val="none" w:sz="0" w:space="0" w:color="000000"/>
+              <w:right w:val="none" w:sz="0" w:space="0" w:color="000000"/>
+            </w:tcBorders>
+            <w:shd w:val="clear" w:color="auto" w:fill="FFFFFF"/>
+            <w:tcMar>
+              <w:top w:w="0" w:type="dxa"/>
+              <w:bottom w:w="0" w:type="dxa"/>
+              <w:left w:w="0" w:type="dxa"/>
+              <w:right w:w="0" w:type="dxa"/>
+            </w:tcMar>
+            <w:vAlign w:val="top"/>
+          </w:tcPr>
+          <w:p>
+            <w:pPr>
+              <w:pStyle w:val="Normal"/>
+              <w:jc w:val="center"/>
+              <w:pBdr>
+                <w:bottom w:val="none" w:sz="0" w:space="0" w:color="000000"/>
+                <w:top w:val="none" w:sz="0" w:space="0" w:color="000000"/>
+                <w:left w:val="none" w:sz="0" w:space="0" w:color="000000"/>
+                <w:right w:val="none" w:sz="0" w:space="0" w:color="000000"/>
+              </w:pBdr>
+              <w:spacing w:after="100" w:before="100" w:line="240"/>
+              <w:ind w:left="100" w:right="100" w:firstLine="0" w:firstLineChars="0"/>
+              <w:rPr>
+                <w:rFonts w:ascii="Helvetica" w:hAnsi="Helvetica" w:eastAsia="Helvetica" w:cs="Helvetica"/>
+                <w:i w:val="false"/>
+                <w:b w:val="false"/>
+                <w:u w:val="none"/>
+                <w:sz w:val="22"/>
+                <w:szCs w:val="22"/>
+                <w:color w:val="000000"/>
+              </w:rPr>
+            </w:pPr>
+            <w:r>
+              <w:rPr>
+                <w:rFonts w:ascii="Helvetica" w:hAnsi="Helvetica" w:eastAsia="Helvetica" w:cs="Helvetica"/>
+                <w:i w:val="false"/>
+                <w:b w:val="false"/>
+                <w:u w:val="none"/>
+                <w:sz w:val="22"/>
+                <w:szCs w:val="22"/>
+                <w:color w:val="000000"/>
+              </w:rPr>
+              <w:t xml:space="preserve">0.199</w:t>
             </w:r>
           </w:p>
         </w:tc>
@@ -11703,113 +11703,113 @@
                 <w:szCs w:val="22"/>
                 <w:color w:val="000000"/>
               </w:rPr>
-              <w:t xml:space="preserve">1.1</w:t>
-            </w:r>
-          </w:p>
-        </w:tc>
-        <w:tc>
-          <w:tcPr>
-            <w:tcBorders>
-              <w:bottom w:val="none" w:sz="0" w:space="0" w:color="000000"/>
-              <w:top w:val="none" w:sz="0" w:space="0" w:color="000000"/>
-              <w:left w:val="none" w:sz="0" w:space="0" w:color="000000"/>
-              <w:right w:val="none" w:sz="0" w:space="0" w:color="000000"/>
-            </w:tcBorders>
-            <w:shd w:val="clear" w:color="auto" w:fill="FFFFFF"/>
-            <w:tcMar>
-              <w:top w:w="0" w:type="dxa"/>
-              <w:bottom w:w="0" w:type="dxa"/>
-              <w:left w:w="0" w:type="dxa"/>
-              <w:right w:w="0" w:type="dxa"/>
-            </w:tcMar>
-            <w:vAlign w:val="top"/>
-          </w:tcPr>
-          <w:p>
-            <w:pPr>
-              <w:pStyle w:val="Normal"/>
-              <w:jc w:val="center"/>
-              <w:pBdr>
-                <w:bottom w:val="none" w:sz="0" w:space="0" w:color="000000"/>
-                <w:top w:val="none" w:sz="0" w:space="0" w:color="000000"/>
-                <w:left w:val="none" w:sz="0" w:space="0" w:color="000000"/>
-                <w:right w:val="none" w:sz="0" w:space="0" w:color="000000"/>
-              </w:pBdr>
-              <w:spacing w:after="100" w:before="100" w:line="240"/>
-              <w:ind w:left="100" w:right="100" w:firstLine="0" w:firstLineChars="0"/>
-              <w:rPr>
-                <w:rFonts w:ascii="Helvetica" w:hAnsi="Helvetica" w:eastAsia="Helvetica" w:cs="Helvetica"/>
-                <w:i w:val="false"/>
-                <w:b w:val="false"/>
-                <w:u w:val="none"/>
-                <w:sz w:val="22"/>
-                <w:szCs w:val="22"/>
-                <w:color w:val="000000"/>
-              </w:rPr>
-            </w:pPr>
-            <w:r>
-              <w:rPr>
-                <w:rFonts w:ascii="Helvetica" w:hAnsi="Helvetica" w:eastAsia="Helvetica" w:cs="Helvetica"/>
-                <w:i w:val="false"/>
-                <w:b w:val="false"/>
-                <w:u w:val="none"/>
-                <w:sz w:val="22"/>
-                <w:szCs w:val="22"/>
-                <w:color w:val="000000"/>
-              </w:rPr>
-              <w:t xml:space="preserve">-22, 24</w:t>
-            </w:r>
-          </w:p>
-        </w:tc>
-        <w:tc>
-          <w:tcPr>
-            <w:tcBorders>
-              <w:bottom w:val="none" w:sz="0" w:space="0" w:color="000000"/>
-              <w:top w:val="none" w:sz="0" w:space="0" w:color="000000"/>
-              <w:left w:val="none" w:sz="0" w:space="0" w:color="000000"/>
-              <w:right w:val="none" w:sz="0" w:space="0" w:color="000000"/>
-            </w:tcBorders>
-            <w:shd w:val="clear" w:color="auto" w:fill="FFFFFF"/>
-            <w:tcMar>
-              <w:top w:w="0" w:type="dxa"/>
-              <w:bottom w:w="0" w:type="dxa"/>
-              <w:left w:w="0" w:type="dxa"/>
-              <w:right w:w="0" w:type="dxa"/>
-            </w:tcMar>
-            <w:vAlign w:val="top"/>
-          </w:tcPr>
-          <w:p>
-            <w:pPr>
-              <w:pStyle w:val="Normal"/>
-              <w:jc w:val="center"/>
-              <w:pBdr>
-                <w:bottom w:val="none" w:sz="0" w:space="0" w:color="000000"/>
-                <w:top w:val="none" w:sz="0" w:space="0" w:color="000000"/>
-                <w:left w:val="none" w:sz="0" w:space="0" w:color="000000"/>
-                <w:right w:val="none" w:sz="0" w:space="0" w:color="000000"/>
-              </w:pBdr>
-              <w:spacing w:after="100" w:before="100" w:line="240"/>
-              <w:ind w:left="100" w:right="100" w:firstLine="0" w:firstLineChars="0"/>
-              <w:rPr>
-                <w:rFonts w:ascii="Helvetica" w:hAnsi="Helvetica" w:eastAsia="Helvetica" w:cs="Helvetica"/>
-                <w:i w:val="false"/>
-                <w:b w:val="false"/>
-                <w:u w:val="none"/>
-                <w:sz w:val="22"/>
-                <w:szCs w:val="22"/>
-                <w:color w:val="000000"/>
-              </w:rPr>
-            </w:pPr>
-            <w:r>
-              <w:rPr>
-                <w:rFonts w:ascii="Helvetica" w:hAnsi="Helvetica" w:eastAsia="Helvetica" w:cs="Helvetica"/>
-                <w:i w:val="false"/>
-                <w:b w:val="false"/>
-                <w:u w:val="none"/>
-                <w:sz w:val="22"/>
-                <w:szCs w:val="22"/>
-                <w:color w:val="000000"/>
-              </w:rPr>
-              <w:t xml:space="preserve">0.926</w:t>
+              <w:t xml:space="preserve">1.8</w:t>
+            </w:r>
+          </w:p>
+        </w:tc>
+        <w:tc>
+          <w:tcPr>
+            <w:tcBorders>
+              <w:bottom w:val="none" w:sz="0" w:space="0" w:color="000000"/>
+              <w:top w:val="none" w:sz="0" w:space="0" w:color="000000"/>
+              <w:left w:val="none" w:sz="0" w:space="0" w:color="000000"/>
+              <w:right w:val="none" w:sz="0" w:space="0" w:color="000000"/>
+            </w:tcBorders>
+            <w:shd w:val="clear" w:color="auto" w:fill="FFFFFF"/>
+            <w:tcMar>
+              <w:top w:w="0" w:type="dxa"/>
+              <w:bottom w:w="0" w:type="dxa"/>
+              <w:left w:w="0" w:type="dxa"/>
+              <w:right w:w="0" w:type="dxa"/>
+            </w:tcMar>
+            <w:vAlign w:val="top"/>
+          </w:tcPr>
+          <w:p>
+            <w:pPr>
+              <w:pStyle w:val="Normal"/>
+              <w:jc w:val="center"/>
+              <w:pBdr>
+                <w:bottom w:val="none" w:sz="0" w:space="0" w:color="000000"/>
+                <w:top w:val="none" w:sz="0" w:space="0" w:color="000000"/>
+                <w:left w:val="none" w:sz="0" w:space="0" w:color="000000"/>
+                <w:right w:val="none" w:sz="0" w:space="0" w:color="000000"/>
+              </w:pBdr>
+              <w:spacing w:after="100" w:before="100" w:line="240"/>
+              <w:ind w:left="100" w:right="100" w:firstLine="0" w:firstLineChars="0"/>
+              <w:rPr>
+                <w:rFonts w:ascii="Helvetica" w:hAnsi="Helvetica" w:eastAsia="Helvetica" w:cs="Helvetica"/>
+                <w:i w:val="false"/>
+                <w:b w:val="false"/>
+                <w:u w:val="none"/>
+                <w:sz w:val="22"/>
+                <w:szCs w:val="22"/>
+                <w:color w:val="000000"/>
+              </w:rPr>
+            </w:pPr>
+            <w:r>
+              <w:rPr>
+                <w:rFonts w:ascii="Helvetica" w:hAnsi="Helvetica" w:eastAsia="Helvetica" w:cs="Helvetica"/>
+                <w:i w:val="false"/>
+                <w:b w:val="false"/>
+                <w:u w:val="none"/>
+                <w:sz w:val="22"/>
+                <w:szCs w:val="22"/>
+                <w:color w:val="000000"/>
+              </w:rPr>
+              <w:t xml:space="preserve">-21, 25</w:t>
+            </w:r>
+          </w:p>
+        </w:tc>
+        <w:tc>
+          <w:tcPr>
+            <w:tcBorders>
+              <w:bottom w:val="none" w:sz="0" w:space="0" w:color="000000"/>
+              <w:top w:val="none" w:sz="0" w:space="0" w:color="000000"/>
+              <w:left w:val="none" w:sz="0" w:space="0" w:color="000000"/>
+              <w:right w:val="none" w:sz="0" w:space="0" w:color="000000"/>
+            </w:tcBorders>
+            <w:shd w:val="clear" w:color="auto" w:fill="FFFFFF"/>
+            <w:tcMar>
+              <w:top w:w="0" w:type="dxa"/>
+              <w:bottom w:w="0" w:type="dxa"/>
+              <w:left w:w="0" w:type="dxa"/>
+              <w:right w:w="0" w:type="dxa"/>
+            </w:tcMar>
+            <w:vAlign w:val="top"/>
+          </w:tcPr>
+          <w:p>
+            <w:pPr>
+              <w:pStyle w:val="Normal"/>
+              <w:jc w:val="center"/>
+              <w:pBdr>
+                <w:bottom w:val="none" w:sz="0" w:space="0" w:color="000000"/>
+                <w:top w:val="none" w:sz="0" w:space="0" w:color="000000"/>
+                <w:left w:val="none" w:sz="0" w:space="0" w:color="000000"/>
+                <w:right w:val="none" w:sz="0" w:space="0" w:color="000000"/>
+              </w:pBdr>
+              <w:spacing w:after="100" w:before="100" w:line="240"/>
+              <w:ind w:left="100" w:right="100" w:firstLine="0" w:firstLineChars="0"/>
+              <w:rPr>
+                <w:rFonts w:ascii="Helvetica" w:hAnsi="Helvetica" w:eastAsia="Helvetica" w:cs="Helvetica"/>
+                <w:i w:val="false"/>
+                <w:b w:val="false"/>
+                <w:u w:val="none"/>
+                <w:sz w:val="22"/>
+                <w:szCs w:val="22"/>
+                <w:color w:val="000000"/>
+              </w:rPr>
+            </w:pPr>
+            <w:r>
+              <w:rPr>
+                <w:rFonts w:ascii="Helvetica" w:hAnsi="Helvetica" w:eastAsia="Helvetica" w:cs="Helvetica"/>
+                <w:i w:val="false"/>
+                <w:b w:val="false"/>
+                <w:u w:val="none"/>
+                <w:sz w:val="22"/>
+                <w:szCs w:val="22"/>
+                <w:color w:val="000000"/>
+              </w:rPr>
+              <w:t xml:space="preserve">0.874</w:t>
             </w:r>
           </w:p>
         </w:tc>
@@ -12239,60 +12239,60 @@
                 <w:szCs w:val="22"/>
                 <w:color w:val="000000"/>
               </w:rPr>
-              <w:t xml:space="preserve">-37, 14</w:t>
-            </w:r>
-          </w:p>
-        </w:tc>
-        <w:tc>
-          <w:tcPr>
-            <w:tcBorders>
-              <w:bottom w:val="none" w:sz="0" w:space="0" w:color="000000"/>
-              <w:top w:val="none" w:sz="0" w:space="0" w:color="000000"/>
-              <w:left w:val="none" w:sz="0" w:space="0" w:color="000000"/>
-              <w:right w:val="none" w:sz="0" w:space="0" w:color="000000"/>
-            </w:tcBorders>
-            <w:shd w:val="clear" w:color="auto" w:fill="FFFFFF"/>
-            <w:tcMar>
-              <w:top w:w="0" w:type="dxa"/>
-              <w:bottom w:w="0" w:type="dxa"/>
-              <w:left w:w="0" w:type="dxa"/>
-              <w:right w:w="0" w:type="dxa"/>
-            </w:tcMar>
-            <w:vAlign w:val="top"/>
-          </w:tcPr>
-          <w:p>
-            <w:pPr>
-              <w:pStyle w:val="Normal"/>
-              <w:jc w:val="center"/>
-              <w:pBdr>
-                <w:bottom w:val="none" w:sz="0" w:space="0" w:color="000000"/>
-                <w:top w:val="none" w:sz="0" w:space="0" w:color="000000"/>
-                <w:left w:val="none" w:sz="0" w:space="0" w:color="000000"/>
-                <w:right w:val="none" w:sz="0" w:space="0" w:color="000000"/>
-              </w:pBdr>
-              <w:spacing w:after="100" w:before="100" w:line="240"/>
-              <w:ind w:left="100" w:right="100" w:firstLine="0" w:firstLineChars="0"/>
-              <w:rPr>
-                <w:rFonts w:ascii="Helvetica" w:hAnsi="Helvetica" w:eastAsia="Helvetica" w:cs="Helvetica"/>
-                <w:i w:val="false"/>
-                <w:b w:val="false"/>
-                <w:u w:val="none"/>
-                <w:sz w:val="22"/>
-                <w:szCs w:val="22"/>
-                <w:color w:val="000000"/>
-              </w:rPr>
-            </w:pPr>
-            <w:r>
-              <w:rPr>
-                <w:rFonts w:ascii="Helvetica" w:hAnsi="Helvetica" w:eastAsia="Helvetica" w:cs="Helvetica"/>
-                <w:i w:val="false"/>
-                <w:b w:val="false"/>
-                <w:u w:val="none"/>
-                <w:sz w:val="22"/>
-                <w:szCs w:val="22"/>
-                <w:color w:val="000000"/>
-              </w:rPr>
-              <w:t xml:space="preserve">0.387</w:t>
+              <w:t xml:space="preserve">-36, 15</w:t>
+            </w:r>
+          </w:p>
+        </w:tc>
+        <w:tc>
+          <w:tcPr>
+            <w:tcBorders>
+              <w:bottom w:val="none" w:sz="0" w:space="0" w:color="000000"/>
+              <w:top w:val="none" w:sz="0" w:space="0" w:color="000000"/>
+              <w:left w:val="none" w:sz="0" w:space="0" w:color="000000"/>
+              <w:right w:val="none" w:sz="0" w:space="0" w:color="000000"/>
+            </w:tcBorders>
+            <w:shd w:val="clear" w:color="auto" w:fill="FFFFFF"/>
+            <w:tcMar>
+              <w:top w:w="0" w:type="dxa"/>
+              <w:bottom w:w="0" w:type="dxa"/>
+              <w:left w:w="0" w:type="dxa"/>
+              <w:right w:w="0" w:type="dxa"/>
+            </w:tcMar>
+            <w:vAlign w:val="top"/>
+          </w:tcPr>
+          <w:p>
+            <w:pPr>
+              <w:pStyle w:val="Normal"/>
+              <w:jc w:val="center"/>
+              <w:pBdr>
+                <w:bottom w:val="none" w:sz="0" w:space="0" w:color="000000"/>
+                <w:top w:val="none" w:sz="0" w:space="0" w:color="000000"/>
+                <w:left w:val="none" w:sz="0" w:space="0" w:color="000000"/>
+                <w:right w:val="none" w:sz="0" w:space="0" w:color="000000"/>
+              </w:pBdr>
+              <w:spacing w:after="100" w:before="100" w:line="240"/>
+              <w:ind w:left="100" w:right="100" w:firstLine="0" w:firstLineChars="0"/>
+              <w:rPr>
+                <w:rFonts w:ascii="Helvetica" w:hAnsi="Helvetica" w:eastAsia="Helvetica" w:cs="Helvetica"/>
+                <w:i w:val="false"/>
+                <w:b w:val="false"/>
+                <w:u w:val="none"/>
+                <w:sz w:val="22"/>
+                <w:szCs w:val="22"/>
+                <w:color w:val="000000"/>
+              </w:rPr>
+            </w:pPr>
+            <w:r>
+              <w:rPr>
+                <w:rFonts w:ascii="Helvetica" w:hAnsi="Helvetica" w:eastAsia="Helvetica" w:cs="Helvetica"/>
+                <w:i w:val="false"/>
+                <w:b w:val="false"/>
+                <w:u w:val="none"/>
+                <w:sz w:val="22"/>
+                <w:szCs w:val="22"/>
+                <w:color w:val="000000"/>
+              </w:rPr>
+              <w:t xml:space="preserve">0.414</w:t>
             </w:r>
           </w:p>
         </w:tc>
@@ -12722,60 +12722,60 @@
                 <w:szCs w:val="22"/>
                 <w:color w:val="000000"/>
               </w:rPr>
-              <w:t xml:space="preserve">0.73, 28</w:t>
-            </w:r>
-          </w:p>
-        </w:tc>
-        <w:tc>
-          <w:tcPr>
-            <w:tcBorders>
-              <w:bottom w:val="none" w:sz="0" w:space="0" w:color="000000"/>
-              <w:top w:val="none" w:sz="0" w:space="0" w:color="000000"/>
-              <w:left w:val="none" w:sz="0" w:space="0" w:color="000000"/>
-              <w:right w:val="none" w:sz="0" w:space="0" w:color="000000"/>
-            </w:tcBorders>
-            <w:shd w:val="clear" w:color="auto" w:fill="FFFFFF"/>
-            <w:tcMar>
-              <w:top w:w="0" w:type="dxa"/>
-              <w:bottom w:w="0" w:type="dxa"/>
-              <w:left w:w="0" w:type="dxa"/>
-              <w:right w:w="0" w:type="dxa"/>
-            </w:tcMar>
-            <w:vAlign w:val="top"/>
-          </w:tcPr>
-          <w:p>
-            <w:pPr>
-              <w:pStyle w:val="Normal"/>
-              <w:jc w:val="center"/>
-              <w:pBdr>
-                <w:bottom w:val="none" w:sz="0" w:space="0" w:color="000000"/>
-                <w:top w:val="none" w:sz="0" w:space="0" w:color="000000"/>
-                <w:left w:val="none" w:sz="0" w:space="0" w:color="000000"/>
-                <w:right w:val="none" w:sz="0" w:space="0" w:color="000000"/>
-              </w:pBdr>
-              <w:spacing w:after="100" w:before="100" w:line="240"/>
-              <w:ind w:left="100" w:right="100" w:firstLine="0" w:firstLineChars="0"/>
-              <w:rPr>
-                <w:rFonts w:ascii="Helvetica" w:hAnsi="Helvetica" w:eastAsia="Helvetica" w:cs="Helvetica"/>
-                <w:i w:val="false"/>
-                <w:b w:val="false"/>
-                <w:u w:val="none"/>
-                <w:sz w:val="22"/>
-                <w:szCs w:val="22"/>
-                <w:color w:val="000000"/>
-              </w:rPr>
-            </w:pPr>
-            <w:r>
-              <w:rPr>
-                <w:rFonts w:ascii="Helvetica" w:hAnsi="Helvetica" w:eastAsia="Helvetica" w:cs="Helvetica"/>
-                <w:i w:val="false"/>
-                <w:b w:val="false"/>
-                <w:u w:val="none"/>
-                <w:sz w:val="22"/>
-                <w:szCs w:val="22"/>
-                <w:color w:val="000000"/>
-              </w:rPr>
-              <w:t xml:space="preserve">0.039</w:t>
+              <w:t xml:space="preserve">0.22, 28</w:t>
+            </w:r>
+          </w:p>
+        </w:tc>
+        <w:tc>
+          <w:tcPr>
+            <w:tcBorders>
+              <w:bottom w:val="none" w:sz="0" w:space="0" w:color="000000"/>
+              <w:top w:val="none" w:sz="0" w:space="0" w:color="000000"/>
+              <w:left w:val="none" w:sz="0" w:space="0" w:color="000000"/>
+              <w:right w:val="none" w:sz="0" w:space="0" w:color="000000"/>
+            </w:tcBorders>
+            <w:shd w:val="clear" w:color="auto" w:fill="FFFFFF"/>
+            <w:tcMar>
+              <w:top w:w="0" w:type="dxa"/>
+              <w:bottom w:w="0" w:type="dxa"/>
+              <w:left w:w="0" w:type="dxa"/>
+              <w:right w:w="0" w:type="dxa"/>
+            </w:tcMar>
+            <w:vAlign w:val="top"/>
+          </w:tcPr>
+          <w:p>
+            <w:pPr>
+              <w:pStyle w:val="Normal"/>
+              <w:jc w:val="center"/>
+              <w:pBdr>
+                <w:bottom w:val="none" w:sz="0" w:space="0" w:color="000000"/>
+                <w:top w:val="none" w:sz="0" w:space="0" w:color="000000"/>
+                <w:left w:val="none" w:sz="0" w:space="0" w:color="000000"/>
+                <w:right w:val="none" w:sz="0" w:space="0" w:color="000000"/>
+              </w:pBdr>
+              <w:spacing w:after="100" w:before="100" w:line="240"/>
+              <w:ind w:left="100" w:right="100" w:firstLine="0" w:firstLineChars="0"/>
+              <w:rPr>
+                <w:rFonts w:ascii="Helvetica" w:hAnsi="Helvetica" w:eastAsia="Helvetica" w:cs="Helvetica"/>
+                <w:i w:val="false"/>
+                <w:b w:val="false"/>
+                <w:u w:val="none"/>
+                <w:sz w:val="22"/>
+                <w:szCs w:val="22"/>
+                <w:color w:val="000000"/>
+              </w:rPr>
+            </w:pPr>
+            <w:r>
+              <w:rPr>
+                <w:rFonts w:ascii="Helvetica" w:hAnsi="Helvetica" w:eastAsia="Helvetica" w:cs="Helvetica"/>
+                <w:i w:val="false"/>
+                <w:b w:val="false"/>
+                <w:u w:val="none"/>
+                <w:sz w:val="22"/>
+                <w:szCs w:val="22"/>
+                <w:color w:val="000000"/>
+              </w:rPr>
+              <w:t xml:space="preserve">0.047</w:t>
             </w:r>
           </w:p>
         </w:tc>
@@ -13152,113 +13152,113 @@
                 <w:szCs w:val="22"/>
                 <w:color w:val="000000"/>
               </w:rPr>
-              <w:t xml:space="preserve">-0.55</w:t>
-            </w:r>
-          </w:p>
-        </w:tc>
-        <w:tc>
-          <w:tcPr>
-            <w:tcBorders>
-              <w:bottom w:val="none" w:sz="0" w:space="0" w:color="000000"/>
-              <w:top w:val="none" w:sz="0" w:space="0" w:color="000000"/>
-              <w:left w:val="none" w:sz="0" w:space="0" w:color="000000"/>
-              <w:right w:val="none" w:sz="0" w:space="0" w:color="000000"/>
-            </w:tcBorders>
-            <w:shd w:val="clear" w:color="auto" w:fill="FFFFFF"/>
-            <w:tcMar>
-              <w:top w:w="0" w:type="dxa"/>
-              <w:bottom w:w="0" w:type="dxa"/>
-              <w:left w:w="0" w:type="dxa"/>
-              <w:right w:w="0" w:type="dxa"/>
-            </w:tcMar>
-            <w:vAlign w:val="top"/>
-          </w:tcPr>
-          <w:p>
-            <w:pPr>
-              <w:pStyle w:val="Normal"/>
-              <w:jc w:val="center"/>
-              <w:pBdr>
-                <w:bottom w:val="none" w:sz="0" w:space="0" w:color="000000"/>
-                <w:top w:val="none" w:sz="0" w:space="0" w:color="000000"/>
-                <w:left w:val="none" w:sz="0" w:space="0" w:color="000000"/>
-                <w:right w:val="none" w:sz="0" w:space="0" w:color="000000"/>
-              </w:pBdr>
-              <w:spacing w:after="100" w:before="100" w:line="240"/>
-              <w:ind w:left="100" w:right="100" w:firstLine="0" w:firstLineChars="0"/>
-              <w:rPr>
-                <w:rFonts w:ascii="Helvetica" w:hAnsi="Helvetica" w:eastAsia="Helvetica" w:cs="Helvetica"/>
-                <w:i w:val="false"/>
-                <w:b w:val="false"/>
-                <w:u w:val="none"/>
-                <w:sz w:val="22"/>
-                <w:szCs w:val="22"/>
-                <w:color w:val="000000"/>
-              </w:rPr>
-            </w:pPr>
-            <w:r>
-              <w:rPr>
-                <w:rFonts w:ascii="Helvetica" w:hAnsi="Helvetica" w:eastAsia="Helvetica" w:cs="Helvetica"/>
-                <w:i w:val="false"/>
-                <w:b w:val="false"/>
-                <w:u w:val="none"/>
-                <w:sz w:val="22"/>
-                <w:szCs w:val="22"/>
-                <w:color w:val="000000"/>
-              </w:rPr>
-              <w:t xml:space="preserve">-1.1, -0.01</w:t>
-            </w:r>
-          </w:p>
-        </w:tc>
-        <w:tc>
-          <w:tcPr>
-            <w:tcBorders>
-              <w:bottom w:val="none" w:sz="0" w:space="0" w:color="000000"/>
-              <w:top w:val="none" w:sz="0" w:space="0" w:color="000000"/>
-              <w:left w:val="none" w:sz="0" w:space="0" w:color="000000"/>
-              <w:right w:val="none" w:sz="0" w:space="0" w:color="000000"/>
-            </w:tcBorders>
-            <w:shd w:val="clear" w:color="auto" w:fill="FFFFFF"/>
-            <w:tcMar>
-              <w:top w:w="0" w:type="dxa"/>
-              <w:bottom w:w="0" w:type="dxa"/>
-              <w:left w:w="0" w:type="dxa"/>
-              <w:right w:w="0" w:type="dxa"/>
-            </w:tcMar>
-            <w:vAlign w:val="top"/>
-          </w:tcPr>
-          <w:p>
-            <w:pPr>
-              <w:pStyle w:val="Normal"/>
-              <w:jc w:val="center"/>
-              <w:pBdr>
-                <w:bottom w:val="none" w:sz="0" w:space="0" w:color="000000"/>
-                <w:top w:val="none" w:sz="0" w:space="0" w:color="000000"/>
-                <w:left w:val="none" w:sz="0" w:space="0" w:color="000000"/>
-                <w:right w:val="none" w:sz="0" w:space="0" w:color="000000"/>
-              </w:pBdr>
-              <w:spacing w:after="100" w:before="100" w:line="240"/>
-              <w:ind w:left="100" w:right="100" w:firstLine="0" w:firstLineChars="0"/>
-              <w:rPr>
-                <w:rFonts w:ascii="Helvetica" w:hAnsi="Helvetica" w:eastAsia="Helvetica" w:cs="Helvetica"/>
-                <w:i w:val="false"/>
-                <w:b w:val="false"/>
-                <w:u w:val="none"/>
-                <w:sz w:val="22"/>
-                <w:szCs w:val="22"/>
-                <w:color w:val="000000"/>
-              </w:rPr>
-            </w:pPr>
-            <w:r>
-              <w:rPr>
-                <w:rFonts w:ascii="Helvetica" w:hAnsi="Helvetica" w:eastAsia="Helvetica" w:cs="Helvetica"/>
-                <w:i w:val="false"/>
-                <w:b w:val="false"/>
-                <w:u w:val="none"/>
-                <w:sz w:val="22"/>
-                <w:szCs w:val="22"/>
-                <w:color w:val="000000"/>
-              </w:rPr>
-              <w:t xml:space="preserve">0.045</w:t>
+              <w:t xml:space="preserve">-0.47</w:t>
+            </w:r>
+          </w:p>
+        </w:tc>
+        <w:tc>
+          <w:tcPr>
+            <w:tcBorders>
+              <w:bottom w:val="none" w:sz="0" w:space="0" w:color="000000"/>
+              <w:top w:val="none" w:sz="0" w:space="0" w:color="000000"/>
+              <w:left w:val="none" w:sz="0" w:space="0" w:color="000000"/>
+              <w:right w:val="none" w:sz="0" w:space="0" w:color="000000"/>
+            </w:tcBorders>
+            <w:shd w:val="clear" w:color="auto" w:fill="FFFFFF"/>
+            <w:tcMar>
+              <w:top w:w="0" w:type="dxa"/>
+              <w:bottom w:w="0" w:type="dxa"/>
+              <w:left w:w="0" w:type="dxa"/>
+              <w:right w:w="0" w:type="dxa"/>
+            </w:tcMar>
+            <w:vAlign w:val="top"/>
+          </w:tcPr>
+          <w:p>
+            <w:pPr>
+              <w:pStyle w:val="Normal"/>
+              <w:jc w:val="center"/>
+              <w:pBdr>
+                <w:bottom w:val="none" w:sz="0" w:space="0" w:color="000000"/>
+                <w:top w:val="none" w:sz="0" w:space="0" w:color="000000"/>
+                <w:left w:val="none" w:sz="0" w:space="0" w:color="000000"/>
+                <w:right w:val="none" w:sz="0" w:space="0" w:color="000000"/>
+              </w:pBdr>
+              <w:spacing w:after="100" w:before="100" w:line="240"/>
+              <w:ind w:left="100" w:right="100" w:firstLine="0" w:firstLineChars="0"/>
+              <w:rPr>
+                <w:rFonts w:ascii="Helvetica" w:hAnsi="Helvetica" w:eastAsia="Helvetica" w:cs="Helvetica"/>
+                <w:i w:val="false"/>
+                <w:b w:val="false"/>
+                <w:u w:val="none"/>
+                <w:sz w:val="22"/>
+                <w:szCs w:val="22"/>
+                <w:color w:val="000000"/>
+              </w:rPr>
+            </w:pPr>
+            <w:r>
+              <w:rPr>
+                <w:rFonts w:ascii="Helvetica" w:hAnsi="Helvetica" w:eastAsia="Helvetica" w:cs="Helvetica"/>
+                <w:i w:val="false"/>
+                <w:b w:val="false"/>
+                <w:u w:val="none"/>
+                <w:sz w:val="22"/>
+                <w:szCs w:val="22"/>
+                <w:color w:val="000000"/>
+              </w:rPr>
+              <w:t xml:space="preserve">-0.99, 0.05</w:t>
+            </w:r>
+          </w:p>
+        </w:tc>
+        <w:tc>
+          <w:tcPr>
+            <w:tcBorders>
+              <w:bottom w:val="none" w:sz="0" w:space="0" w:color="000000"/>
+              <w:top w:val="none" w:sz="0" w:space="0" w:color="000000"/>
+              <w:left w:val="none" w:sz="0" w:space="0" w:color="000000"/>
+              <w:right w:val="none" w:sz="0" w:space="0" w:color="000000"/>
+            </w:tcBorders>
+            <w:shd w:val="clear" w:color="auto" w:fill="FFFFFF"/>
+            <w:tcMar>
+              <w:top w:w="0" w:type="dxa"/>
+              <w:bottom w:w="0" w:type="dxa"/>
+              <w:left w:w="0" w:type="dxa"/>
+              <w:right w:w="0" w:type="dxa"/>
+            </w:tcMar>
+            <w:vAlign w:val="top"/>
+          </w:tcPr>
+          <w:p>
+            <w:pPr>
+              <w:pStyle w:val="Normal"/>
+              <w:jc w:val="center"/>
+              <w:pBdr>
+                <w:bottom w:val="none" w:sz="0" w:space="0" w:color="000000"/>
+                <w:top w:val="none" w:sz="0" w:space="0" w:color="000000"/>
+                <w:left w:val="none" w:sz="0" w:space="0" w:color="000000"/>
+                <w:right w:val="none" w:sz="0" w:space="0" w:color="000000"/>
+              </w:pBdr>
+              <w:spacing w:after="100" w:before="100" w:line="240"/>
+              <w:ind w:left="100" w:right="100" w:firstLine="0" w:firstLineChars="0"/>
+              <w:rPr>
+                <w:rFonts w:ascii="Helvetica" w:hAnsi="Helvetica" w:eastAsia="Helvetica" w:cs="Helvetica"/>
+                <w:i w:val="false"/>
+                <w:b w:val="false"/>
+                <w:u w:val="none"/>
+                <w:sz w:val="22"/>
+                <w:szCs w:val="22"/>
+                <w:color w:val="000000"/>
+              </w:rPr>
+            </w:pPr>
+            <w:r>
+              <w:rPr>
+                <w:rFonts w:ascii="Helvetica" w:hAnsi="Helvetica" w:eastAsia="Helvetica" w:cs="Helvetica"/>
+                <w:i w:val="false"/>
+                <w:b w:val="false"/>
+                <w:u w:val="none"/>
+                <w:sz w:val="22"/>
+                <w:szCs w:val="22"/>
+                <w:color w:val="000000"/>
+              </w:rPr>
+              <w:t xml:space="preserve">0.077</w:t>
             </w:r>
           </w:p>
         </w:tc>
@@ -13688,60 +13688,60 @@
                 <w:szCs w:val="22"/>
                 <w:color w:val="000000"/>
               </w:rPr>
-              <w:t xml:space="preserve">2.8, 22</w:t>
-            </w:r>
-          </w:p>
-        </w:tc>
-        <w:tc>
-          <w:tcPr>
-            <w:tcBorders>
-              <w:bottom w:val="none" w:sz="0" w:space="0" w:color="000000"/>
-              <w:top w:val="none" w:sz="0" w:space="0" w:color="000000"/>
-              <w:left w:val="none" w:sz="0" w:space="0" w:color="000000"/>
-              <w:right w:val="none" w:sz="0" w:space="0" w:color="000000"/>
-            </w:tcBorders>
-            <w:shd w:val="clear" w:color="auto" w:fill="FFFFFF"/>
-            <w:tcMar>
-              <w:top w:w="0" w:type="dxa"/>
-              <w:bottom w:w="0" w:type="dxa"/>
-              <w:left w:w="0" w:type="dxa"/>
-              <w:right w:w="0" w:type="dxa"/>
-            </w:tcMar>
-            <w:vAlign w:val="top"/>
-          </w:tcPr>
-          <w:p>
-            <w:pPr>
-              <w:pStyle w:val="Normal"/>
-              <w:jc w:val="center"/>
-              <w:pBdr>
-                <w:bottom w:val="none" w:sz="0" w:space="0" w:color="000000"/>
-                <w:top w:val="none" w:sz="0" w:space="0" w:color="000000"/>
-                <w:left w:val="none" w:sz="0" w:space="0" w:color="000000"/>
-                <w:right w:val="none" w:sz="0" w:space="0" w:color="000000"/>
-              </w:pBdr>
-              <w:spacing w:after="100" w:before="100" w:line="240"/>
-              <w:ind w:left="100" w:right="100" w:firstLine="0" w:firstLineChars="0"/>
-              <w:rPr>
-                <w:rFonts w:ascii="Helvetica" w:hAnsi="Helvetica" w:eastAsia="Helvetica" w:cs="Helvetica"/>
-                <w:i w:val="false"/>
-                <w:b w:val="false"/>
-                <w:u w:val="none"/>
-                <w:sz w:val="22"/>
-                <w:szCs w:val="22"/>
-                <w:color w:val="000000"/>
-              </w:rPr>
-            </w:pPr>
-            <w:r>
-              <w:rPr>
-                <w:rFonts w:ascii="Helvetica" w:hAnsi="Helvetica" w:eastAsia="Helvetica" w:cs="Helvetica"/>
-                <w:i w:val="false"/>
-                <w:b w:val="false"/>
-                <w:u w:val="none"/>
-                <w:sz w:val="22"/>
-                <w:szCs w:val="22"/>
-                <w:color w:val="000000"/>
-              </w:rPr>
-              <w:t xml:space="preserve">0.012</w:t>
+              <w:t xml:space="preserve">2.1, 21</w:t>
+            </w:r>
+          </w:p>
+        </w:tc>
+        <w:tc>
+          <w:tcPr>
+            <w:tcBorders>
+              <w:bottom w:val="none" w:sz="0" w:space="0" w:color="000000"/>
+              <w:top w:val="none" w:sz="0" w:space="0" w:color="000000"/>
+              <w:left w:val="none" w:sz="0" w:space="0" w:color="000000"/>
+              <w:right w:val="none" w:sz="0" w:space="0" w:color="000000"/>
+            </w:tcBorders>
+            <w:shd w:val="clear" w:color="auto" w:fill="FFFFFF"/>
+            <w:tcMar>
+              <w:top w:w="0" w:type="dxa"/>
+              <w:bottom w:w="0" w:type="dxa"/>
+              <w:left w:w="0" w:type="dxa"/>
+              <w:right w:w="0" w:type="dxa"/>
+            </w:tcMar>
+            <w:vAlign w:val="top"/>
+          </w:tcPr>
+          <w:p>
+            <w:pPr>
+              <w:pStyle w:val="Normal"/>
+              <w:jc w:val="center"/>
+              <w:pBdr>
+                <w:bottom w:val="none" w:sz="0" w:space="0" w:color="000000"/>
+                <w:top w:val="none" w:sz="0" w:space="0" w:color="000000"/>
+                <w:left w:val="none" w:sz="0" w:space="0" w:color="000000"/>
+                <w:right w:val="none" w:sz="0" w:space="0" w:color="000000"/>
+              </w:pBdr>
+              <w:spacing w:after="100" w:before="100" w:line="240"/>
+              <w:ind w:left="100" w:right="100" w:firstLine="0" w:firstLineChars="0"/>
+              <w:rPr>
+                <w:rFonts w:ascii="Helvetica" w:hAnsi="Helvetica" w:eastAsia="Helvetica" w:cs="Helvetica"/>
+                <w:i w:val="false"/>
+                <w:b w:val="false"/>
+                <w:u w:val="none"/>
+                <w:sz w:val="22"/>
+                <w:szCs w:val="22"/>
+                <w:color w:val="000000"/>
+              </w:rPr>
+            </w:pPr>
+            <w:r>
+              <w:rPr>
+                <w:rFonts w:ascii="Helvetica" w:hAnsi="Helvetica" w:eastAsia="Helvetica" w:cs="Helvetica"/>
+                <w:i w:val="false"/>
+                <w:b w:val="false"/>
+                <w:u w:val="none"/>
+                <w:sz w:val="22"/>
+                <w:szCs w:val="22"/>
+                <w:color w:val="000000"/>
+              </w:rPr>
+              <w:t xml:space="preserve">0.018</w:t>
             </w:r>
           </w:p>
         </w:tc>
@@ -14118,113 +14118,113 @@
                 <w:szCs w:val="22"/>
                 <w:color w:val="000000"/>
               </w:rPr>
-              <w:t xml:space="preserve">0.30</w:t>
-            </w:r>
-          </w:p>
-        </w:tc>
-        <w:tc>
-          <w:tcPr>
-            <w:tcBorders>
-              <w:bottom w:val="none" w:sz="0" w:space="0" w:color="000000"/>
-              <w:top w:val="none" w:sz="0" w:space="0" w:color="000000"/>
-              <w:left w:val="none" w:sz="0" w:space="0" w:color="000000"/>
-              <w:right w:val="none" w:sz="0" w:space="0" w:color="000000"/>
-            </w:tcBorders>
-            <w:shd w:val="clear" w:color="auto" w:fill="FFFFFF"/>
-            <w:tcMar>
-              <w:top w:w="0" w:type="dxa"/>
-              <w:bottom w:w="0" w:type="dxa"/>
-              <w:left w:w="0" w:type="dxa"/>
-              <w:right w:w="0" w:type="dxa"/>
-            </w:tcMar>
-            <w:vAlign w:val="top"/>
-          </w:tcPr>
-          <w:p>
-            <w:pPr>
-              <w:pStyle w:val="Normal"/>
-              <w:jc w:val="center"/>
-              <w:pBdr>
-                <w:bottom w:val="none" w:sz="0" w:space="0" w:color="000000"/>
-                <w:top w:val="none" w:sz="0" w:space="0" w:color="000000"/>
-                <w:left w:val="none" w:sz="0" w:space="0" w:color="000000"/>
-                <w:right w:val="none" w:sz="0" w:space="0" w:color="000000"/>
-              </w:pBdr>
-              <w:spacing w:after="100" w:before="100" w:line="240"/>
-              <w:ind w:left="100" w:right="100" w:firstLine="0" w:firstLineChars="0"/>
-              <w:rPr>
-                <w:rFonts w:ascii="Helvetica" w:hAnsi="Helvetica" w:eastAsia="Helvetica" w:cs="Helvetica"/>
-                <w:i w:val="false"/>
-                <w:b w:val="false"/>
-                <w:u w:val="none"/>
-                <w:sz w:val="22"/>
-                <w:szCs w:val="22"/>
-                <w:color w:val="000000"/>
-              </w:rPr>
-            </w:pPr>
-            <w:r>
-              <w:rPr>
-                <w:rFonts w:ascii="Helvetica" w:hAnsi="Helvetica" w:eastAsia="Helvetica" w:cs="Helvetica"/>
-                <w:i w:val="false"/>
-                <w:b w:val="false"/>
-                <w:u w:val="none"/>
-                <w:sz w:val="22"/>
-                <w:szCs w:val="22"/>
-                <w:color w:val="000000"/>
-              </w:rPr>
-              <w:t xml:space="preserve">-8.3, 8.9</w:t>
-            </w:r>
-          </w:p>
-        </w:tc>
-        <w:tc>
-          <w:tcPr>
-            <w:tcBorders>
-              <w:bottom w:val="none" w:sz="0" w:space="0" w:color="000000"/>
-              <w:top w:val="none" w:sz="0" w:space="0" w:color="000000"/>
-              <w:left w:val="none" w:sz="0" w:space="0" w:color="000000"/>
-              <w:right w:val="none" w:sz="0" w:space="0" w:color="000000"/>
-            </w:tcBorders>
-            <w:shd w:val="clear" w:color="auto" w:fill="FFFFFF"/>
-            <w:tcMar>
-              <w:top w:w="0" w:type="dxa"/>
-              <w:bottom w:w="0" w:type="dxa"/>
-              <w:left w:w="0" w:type="dxa"/>
-              <w:right w:w="0" w:type="dxa"/>
-            </w:tcMar>
-            <w:vAlign w:val="top"/>
-          </w:tcPr>
-          <w:p>
-            <w:pPr>
-              <w:pStyle w:val="Normal"/>
-              <w:jc w:val="center"/>
-              <w:pBdr>
-                <w:bottom w:val="none" w:sz="0" w:space="0" w:color="000000"/>
-                <w:top w:val="none" w:sz="0" w:space="0" w:color="000000"/>
-                <w:left w:val="none" w:sz="0" w:space="0" w:color="000000"/>
-                <w:right w:val="none" w:sz="0" w:space="0" w:color="000000"/>
-              </w:pBdr>
-              <w:spacing w:after="100" w:before="100" w:line="240"/>
-              <w:ind w:left="100" w:right="100" w:firstLine="0" w:firstLineChars="0"/>
-              <w:rPr>
-                <w:rFonts w:ascii="Helvetica" w:hAnsi="Helvetica" w:eastAsia="Helvetica" w:cs="Helvetica"/>
-                <w:i w:val="false"/>
-                <w:b w:val="false"/>
-                <w:u w:val="none"/>
-                <w:sz w:val="22"/>
-                <w:szCs w:val="22"/>
-                <w:color w:val="000000"/>
-              </w:rPr>
-            </w:pPr>
-            <w:r>
-              <w:rPr>
-                <w:rFonts w:ascii="Helvetica" w:hAnsi="Helvetica" w:eastAsia="Helvetica" w:cs="Helvetica"/>
-                <w:i w:val="false"/>
-                <w:b w:val="false"/>
-                <w:u w:val="none"/>
-                <w:sz w:val="22"/>
-                <w:szCs w:val="22"/>
-                <w:color w:val="000000"/>
-              </w:rPr>
-              <w:t xml:space="preserve">0.945</w:t>
+              <w:t xml:space="preserve">-0.66</w:t>
+            </w:r>
+          </w:p>
+        </w:tc>
+        <w:tc>
+          <w:tcPr>
+            <w:tcBorders>
+              <w:bottom w:val="none" w:sz="0" w:space="0" w:color="000000"/>
+              <w:top w:val="none" w:sz="0" w:space="0" w:color="000000"/>
+              <w:left w:val="none" w:sz="0" w:space="0" w:color="000000"/>
+              <w:right w:val="none" w:sz="0" w:space="0" w:color="000000"/>
+            </w:tcBorders>
+            <w:shd w:val="clear" w:color="auto" w:fill="FFFFFF"/>
+            <w:tcMar>
+              <w:top w:w="0" w:type="dxa"/>
+              <w:bottom w:w="0" w:type="dxa"/>
+              <w:left w:w="0" w:type="dxa"/>
+              <w:right w:w="0" w:type="dxa"/>
+            </w:tcMar>
+            <w:vAlign w:val="top"/>
+          </w:tcPr>
+          <w:p>
+            <w:pPr>
+              <w:pStyle w:val="Normal"/>
+              <w:jc w:val="center"/>
+              <w:pBdr>
+                <w:bottom w:val="none" w:sz="0" w:space="0" w:color="000000"/>
+                <w:top w:val="none" w:sz="0" w:space="0" w:color="000000"/>
+                <w:left w:val="none" w:sz="0" w:space="0" w:color="000000"/>
+                <w:right w:val="none" w:sz="0" w:space="0" w:color="000000"/>
+              </w:pBdr>
+              <w:spacing w:after="100" w:before="100" w:line="240"/>
+              <w:ind w:left="100" w:right="100" w:firstLine="0" w:firstLineChars="0"/>
+              <w:rPr>
+                <w:rFonts w:ascii="Helvetica" w:hAnsi="Helvetica" w:eastAsia="Helvetica" w:cs="Helvetica"/>
+                <w:i w:val="false"/>
+                <w:b w:val="false"/>
+                <w:u w:val="none"/>
+                <w:sz w:val="22"/>
+                <w:szCs w:val="22"/>
+                <w:color w:val="000000"/>
+              </w:rPr>
+            </w:pPr>
+            <w:r>
+              <w:rPr>
+                <w:rFonts w:ascii="Helvetica" w:hAnsi="Helvetica" w:eastAsia="Helvetica" w:cs="Helvetica"/>
+                <w:i w:val="false"/>
+                <w:b w:val="false"/>
+                <w:u w:val="none"/>
+                <w:sz w:val="22"/>
+                <w:szCs w:val="22"/>
+                <w:color w:val="000000"/>
+              </w:rPr>
+              <w:t xml:space="preserve">-9.3, 8.0</w:t>
+            </w:r>
+          </w:p>
+        </w:tc>
+        <w:tc>
+          <w:tcPr>
+            <w:tcBorders>
+              <w:bottom w:val="none" w:sz="0" w:space="0" w:color="000000"/>
+              <w:top w:val="none" w:sz="0" w:space="0" w:color="000000"/>
+              <w:left w:val="none" w:sz="0" w:space="0" w:color="000000"/>
+              <w:right w:val="none" w:sz="0" w:space="0" w:color="000000"/>
+            </w:tcBorders>
+            <w:shd w:val="clear" w:color="auto" w:fill="FFFFFF"/>
+            <w:tcMar>
+              <w:top w:w="0" w:type="dxa"/>
+              <w:bottom w:w="0" w:type="dxa"/>
+              <w:left w:w="0" w:type="dxa"/>
+              <w:right w:w="0" w:type="dxa"/>
+            </w:tcMar>
+            <w:vAlign w:val="top"/>
+          </w:tcPr>
+          <w:p>
+            <w:pPr>
+              <w:pStyle w:val="Normal"/>
+              <w:jc w:val="center"/>
+              <w:pBdr>
+                <w:bottom w:val="none" w:sz="0" w:space="0" w:color="000000"/>
+                <w:top w:val="none" w:sz="0" w:space="0" w:color="000000"/>
+                <w:left w:val="none" w:sz="0" w:space="0" w:color="000000"/>
+                <w:right w:val="none" w:sz="0" w:space="0" w:color="000000"/>
+              </w:pBdr>
+              <w:spacing w:after="100" w:before="100" w:line="240"/>
+              <w:ind w:left="100" w:right="100" w:firstLine="0" w:firstLineChars="0"/>
+              <w:rPr>
+                <w:rFonts w:ascii="Helvetica" w:hAnsi="Helvetica" w:eastAsia="Helvetica" w:cs="Helvetica"/>
+                <w:i w:val="false"/>
+                <w:b w:val="false"/>
+                <w:u w:val="none"/>
+                <w:sz w:val="22"/>
+                <w:szCs w:val="22"/>
+                <w:color w:val="000000"/>
+              </w:rPr>
+            </w:pPr>
+            <w:r>
+              <w:rPr>
+                <w:rFonts w:ascii="Helvetica" w:hAnsi="Helvetica" w:eastAsia="Helvetica" w:cs="Helvetica"/>
+                <w:i w:val="false"/>
+                <w:b w:val="false"/>
+                <w:u w:val="none"/>
+                <w:sz w:val="22"/>
+                <w:szCs w:val="22"/>
+                <w:color w:val="000000"/>
+              </w:rPr>
+              <w:t xml:space="preserve">0.880</w:t>
             </w:r>
           </w:p>
         </w:tc>
@@ -14283,7 +14283,7 @@
                 <w:szCs w:val="22"/>
                 <w:color w:val="000000"/>
               </w:rPr>
-              <w:t xml:space="preserve">ckd_epi_gfr_cre_cys</w:t>
+              <w:t xml:space="preserve">baseline_cre_egfr</w:t>
             </w:r>
           </w:p>
         </w:tc>
@@ -14389,7 +14389,7 @@
                 <w:szCs w:val="22"/>
                 <w:color w:val="000000"/>
               </w:rPr>
-              <w:t xml:space="preserve">-0.12</w:t>
+              <w:t xml:space="preserve">-0.25</w:t>
             </w:r>
           </w:p>
         </w:tc>
@@ -14442,7 +14442,7 @@
                 <w:szCs w:val="22"/>
                 <w:color w:val="000000"/>
               </w:rPr>
-              <w:t xml:space="preserve">-0.27, 0.03</w:t>
+              <w:t xml:space="preserve">-0.43, -0.07</w:t>
             </w:r>
           </w:p>
         </w:tc>
@@ -14495,7 +14495,7 @@
                 <w:szCs w:val="22"/>
                 <w:color w:val="000000"/>
               </w:rPr>
-              <w:t xml:space="preserve">0.121</w:t>
+              <w:t xml:space="preserve">0.006</w:t>
             </w:r>
           </w:p>
         </w:tc>
@@ -14601,7 +14601,7 @@
                 <w:szCs w:val="22"/>
                 <w:color w:val="000000"/>
               </w:rPr>
-              <w:t xml:space="preserve">-0.28</w:t>
+              <w:t xml:space="preserve">-0.29</w:t>
             </w:r>
           </w:p>
         </w:tc>
@@ -14654,7 +14654,7 @@
                 <w:szCs w:val="22"/>
                 <w:color w:val="000000"/>
               </w:rPr>
-              <w:t xml:space="preserve">-0.49, -0.07</w:t>
+              <w:t xml:space="preserve">-0.51, -0.07</w:t>
             </w:r>
           </w:p>
         </w:tc>
@@ -14707,7 +14707,7 @@
                 <w:szCs w:val="22"/>
                 <w:color w:val="000000"/>
               </w:rPr>
-              <w:t xml:space="preserve">0.009</w:t>
+              <w:t xml:space="preserve">0.012</w:t>
             </w:r>
           </w:p>
         </w:tc>
